--- a/ПЭвЗУ_отчеты/Лаб2_ПЭвЗУ.docx
+++ b/ПЭвЗУ_отчеты/Лаб2_ПЭвЗУ.docx
@@ -389,7 +389,7 @@
           <w:color w:val="000000"/>
           <w:sz w:val="28"/>
         </w:rPr>
-        <w:t xml:space="preserve">Установление наличия связи между интенсивностью выгрузки писем из накопителей АПСМ (большой и малой ёмкости) и временем непрерывной работы машины.</w:t>
+        <w:t xml:space="preserve">Установить, есть ли связь между интенсивностью выгрузки писем из накопителей АПСМ (большой и малой ёмкости) и временем непрерывной работы машины.</w:t>
       </w:r>
     </w:p>
     <w:p>
@@ -409,7 +409,7 @@
           <w:color w:val="000000"/>
           <w:sz w:val="28"/>
         </w:rPr>
-        <w:t xml:space="preserve">При наличии связи – установление её вида и характера зависимостей</w:t>
+        <w:t xml:space="preserve">Если связь есть, установить вид связи и характер зависимостей</w:t>
       </w:r>
       <w:r>
         <w:rPr>
@@ -539,88 +539,7 @@
           <w:color w:val="000000"/>
           <w:sz w:val="28"/>
         </w:rPr>
-        <w:t xml:space="preserve">, где</w:t>
-      </w:r>
-      <w:r>
-        <w:rPr>
-          <w:rFonts w:ascii="Times New Roman" w:hAnsi="Times New Roman" w:eastAsia="Times New Roman" w:cs="Times New Roman"/>
-          <w:color w:val="000000"/>
-          <w:sz w:val="28"/>
-        </w:rPr>
-        <w:t xml:space="preserve"> </w:t>
-      </w:r>
-      <m:oMath>
-        <m:sSub>
-          <m:e>
-            <m:r>
-              <m:t>λ</m:t>
-            </m:r>
-          </m:e>
-          <m:sub>
-            <m:r>
-              <m:t>б</m:t>
-            </m:r>
-          </m:sub>
-        </m:sSub>
-      </m:oMath>
-      <w:r>
-        <w:rPr>
-          <w:rFonts w:ascii="Times New Roman" w:hAnsi="Times New Roman" w:eastAsia="Times New Roman" w:cs="Times New Roman"/>
-          <w:color w:val="000000"/>
-          <w:sz w:val="28"/>
-        </w:rPr>
-        <w:t xml:space="preserve">,</w:t>
-      </w:r>
-      <w:r>
-        <w:rPr>
-          <w:rFonts w:ascii="Times New Roman" w:hAnsi="Times New Roman" w:eastAsia="Times New Roman" w:cs="Times New Roman"/>
-          <w:color w:val="000000"/>
-          <w:sz w:val="28"/>
-        </w:rPr>
-        <w:t xml:space="preserve"> </w:t>
-      </w:r>
-      <m:oMath>
-        <m:sSub>
-          <m:e>
-            <m:r>
-              <m:t>λ</m:t>
-            </m:r>
-          </m:e>
-          <m:sub>
-            <m:r>
-              <m:t>м</m:t>
-            </m:r>
-          </m:sub>
-        </m:sSub>
-      </m:oMath>
-      <w:r>
-        <w:rPr>
-          <w:rFonts w:ascii="Times New Roman" w:hAnsi="Times New Roman" w:eastAsia="Times New Roman" w:cs="Times New Roman"/>
-          <w:color w:val="000000"/>
-          <w:sz w:val="28"/>
-        </w:rPr>
-        <w:t xml:space="preserve">, 1/ч – интенсивности выгрузок писем из накопителей большой и малой ёмкости;</w:t>
-      </w:r>
-      <w:r>
-        <w:rPr>
-          <w:rFonts w:ascii="Times New Roman" w:hAnsi="Times New Roman" w:eastAsia="Times New Roman" w:cs="Times New Roman"/>
-          <w:color w:val="000000"/>
-          <w:sz w:val="28"/>
-        </w:rPr>
-        <w:t xml:space="preserve"> </w:t>
-      </w:r>
-      <m:oMath>
-        <m:r>
-          <m:t>t</m:t>
-        </m:r>
-      </m:oMath>
-      <w:r>
-        <w:rPr>
-          <w:rFonts w:ascii="Times New Roman" w:hAnsi="Times New Roman" w:eastAsia="Times New Roman" w:cs="Times New Roman"/>
-          <w:color w:val="000000"/>
-          <w:sz w:val="28"/>
-        </w:rPr>
-        <w:t xml:space="preserve">, ч – время непрерывной работы АПСМ.</w:t>
+        <w:t xml:space="preserve">.</w:t>
       </w:r>
     </w:p>
     <w:bookmarkEnd w:id="20"/>
@@ -645,166 +564,6 @@
     <w:p>
       <w:pPr>
         <w:pStyle w:val="FirstParagraph"/>
-        <w:spacing w:line="360" w:lineRule="auto" w:before="0" w:after="0"/>
-        <w:ind w:firstLine="709" w:left="0"/>
-        <w:jc w:val="both"/>
-      </w:pPr>
-      <w:r>
-        <w:rPr>
-          <w:rFonts w:ascii="Times New Roman" w:hAnsi="Times New Roman" w:eastAsia="Times New Roman" w:cs="Times New Roman"/>
-          <w:color w:val="000000"/>
-          <w:sz w:val="28"/>
-        </w:rPr>
-        <w:t xml:space="preserve">В АПСМ с автоматической выгрузкой писем из накопителей (МАП-1) устройство управления фиксирует количество выгрузок за время работы машины. Выборочные данные о количестве выгрузок накопителей большой</w:t>
-      </w:r>
-      <w:r>
-        <w:rPr>
-          <w:rFonts w:ascii="Times New Roman" w:hAnsi="Times New Roman" w:eastAsia="Times New Roman" w:cs="Times New Roman"/>
-          <w:color w:val="000000"/>
-          <w:sz w:val="28"/>
-        </w:rPr>
-        <w:t xml:space="preserve"> </w:t>
-      </w:r>
-      <m:oMath>
-        <m:sSub>
-          <m:e>
-            <m:r>
-              <m:t>B</m:t>
-            </m:r>
-          </m:e>
-          <m:sub>
-            <m:r>
-              <m:t>б</m:t>
-            </m:r>
-          </m:sub>
-        </m:sSub>
-      </m:oMath>
-      <w:r>
-        <w:rPr>
-          <w:rFonts w:ascii="Times New Roman" w:hAnsi="Times New Roman" w:eastAsia="Times New Roman" w:cs="Times New Roman"/>
-          <w:color w:val="000000"/>
-          <w:sz w:val="28"/>
-        </w:rPr>
-        <w:t xml:space="preserve"> </w:t>
-      </w:r>
-      <w:r>
-        <w:rPr>
-          <w:rFonts w:ascii="Times New Roman" w:hAnsi="Times New Roman" w:eastAsia="Times New Roman" w:cs="Times New Roman"/>
-          <w:color w:val="000000"/>
-          <w:sz w:val="28"/>
-        </w:rPr>
-        <w:t xml:space="preserve">и малой</w:t>
-      </w:r>
-      <w:r>
-        <w:rPr>
-          <w:rFonts w:ascii="Times New Roman" w:hAnsi="Times New Roman" w:eastAsia="Times New Roman" w:cs="Times New Roman"/>
-          <w:color w:val="000000"/>
-          <w:sz w:val="28"/>
-        </w:rPr>
-        <w:t xml:space="preserve"> </w:t>
-      </w:r>
-      <m:oMath>
-        <m:sSub>
-          <m:e>
-            <m:r>
-              <m:t>B</m:t>
-            </m:r>
-          </m:e>
-          <m:sub>
-            <m:r>
-              <m:t>м</m:t>
-            </m:r>
-          </m:sub>
-        </m:sSub>
-      </m:oMath>
-      <w:r>
-        <w:rPr>
-          <w:rFonts w:ascii="Times New Roman" w:hAnsi="Times New Roman" w:eastAsia="Times New Roman" w:cs="Times New Roman"/>
-          <w:color w:val="000000"/>
-          <w:sz w:val="28"/>
-        </w:rPr>
-        <w:t xml:space="preserve"> </w:t>
-      </w:r>
-      <w:r>
-        <w:rPr>
-          <w:rFonts w:ascii="Times New Roman" w:hAnsi="Times New Roman" w:eastAsia="Times New Roman" w:cs="Times New Roman"/>
-          <w:color w:val="000000"/>
-          <w:sz w:val="28"/>
-        </w:rPr>
-        <w:t xml:space="preserve">ёмкости в порядке возрастания времени работы</w:t>
-      </w:r>
-      <w:r>
-        <w:rPr>
-          <w:rFonts w:ascii="Times New Roman" w:hAnsi="Times New Roman" w:eastAsia="Times New Roman" w:cs="Times New Roman"/>
-          <w:color w:val="000000"/>
-          <w:sz w:val="28"/>
-        </w:rPr>
-        <w:t xml:space="preserve"> </w:t>
-      </w:r>
-      <m:oMath>
-        <m:r>
-          <m:t>t</m:t>
-        </m:r>
-      </m:oMath>
-      <w:r>
-        <w:rPr>
-          <w:rFonts w:ascii="Times New Roman" w:hAnsi="Times New Roman" w:eastAsia="Times New Roman" w:cs="Times New Roman"/>
-          <w:color w:val="000000"/>
-          <w:sz w:val="28"/>
-        </w:rPr>
-        <w:t xml:space="preserve"> </w:t>
-      </w:r>
-      <w:r>
-        <w:rPr>
-          <w:rFonts w:ascii="Times New Roman" w:hAnsi="Times New Roman" w:eastAsia="Times New Roman" w:cs="Times New Roman"/>
-          <w:color w:val="000000"/>
-          <w:sz w:val="28"/>
-        </w:rPr>
-        <w:t xml:space="preserve">приведены в таблице 1. Интенсивность выгрузок рассчитана по формуле</w:t>
-      </w:r>
-      <w:r>
-        <w:rPr>
-          <w:rFonts w:ascii="Times New Roman" w:hAnsi="Times New Roman" w:eastAsia="Times New Roman" w:cs="Times New Roman"/>
-          <w:color w:val="000000"/>
-          <w:sz w:val="28"/>
-        </w:rPr>
-        <w:t xml:space="preserve"> </w:t>
-      </w:r>
-      <m:oMath>
-        <m:r>
-          <m:t>λ</m:t>
-        </m:r>
-        <m:r>
-          <m:rPr>
-            <m:sty m:val="p"/>
-          </m:rPr>
-          <m:t>=</m:t>
-        </m:r>
-        <m:r>
-          <m:t>B</m:t>
-        </m:r>
-        <m:r>
-          <m:rPr>
-            <m:sty m:val="p"/>
-          </m:rPr>
-          <m:t>/</m:t>
-        </m:r>
-        <m:r>
-          <m:t>t</m:t>
-        </m:r>
-      </m:oMath>
-      <w:r>
-        <w:rPr>
-          <w:rFonts w:ascii="Times New Roman" w:hAnsi="Times New Roman" w:eastAsia="Times New Roman" w:cs="Times New Roman"/>
-          <w:color w:val="000000"/>
-          <w:sz w:val="28"/>
-        </w:rPr>
-        <w:t xml:space="preserve">.</w:t>
-      </w:r>
-    </w:p>
-    <w:p>
-      <w:pPr>
-        <w:pStyle w:val="BodyText"/>
         <w:keepNext/>
         <w:spacing w:line="360" w:lineRule="auto" w:before="120" w:after="0"/>
         <w:ind w:firstLine="0" w:left="0"/>
@@ -816,7 +575,7 @@
           <w:color w:val="000000"/>
           <w:sz w:val="28"/>
         </w:rPr>
-        <w:t xml:space="preserve">Таблица 1 – Количество и интенсивность выгрузок писем из накопителей МАП-1 в зависимости от времени непрерывной работы машины</w:t>
+        <w:t xml:space="preserve">Таблица 1 – Количество и интенсивность выгрузок писем из накопителей МАП-1</w:t>
       </w:r>
     </w:p>
     <w:tbl>
@@ -2264,7 +2023,7 @@
           <w:color w:val="000000"/>
           <w:sz w:val="28"/>
         </w:rPr>
-        <w:t xml:space="preserve">Общее число опытов</w:t>
+        <w:t xml:space="preserve">Число опытов</w:t>
       </w:r>
       <w:r>
         <w:rPr>
@@ -2294,7 +2053,7 @@
           <w:color w:val="000000"/>
           <w:sz w:val="28"/>
         </w:rPr>
-        <w:t xml:space="preserve">. Табличное значение одностороннего критерия коэффициента корреляции при</w:t>
+        <w:t xml:space="preserve">; табличное значение коэффициента корреляции (односторонний критерий,</w:t>
       </w:r>
       <w:r>
         <w:rPr>
@@ -2333,15 +2092,7 @@
           <w:color w:val="000000"/>
           <w:sz w:val="28"/>
         </w:rPr>
-        <w:t xml:space="preserve"> </w:t>
-      </w:r>
-      <w:r>
-        <w:rPr>
-          <w:rFonts w:ascii="Times New Roman" w:hAnsi="Times New Roman" w:eastAsia="Times New Roman" w:cs="Times New Roman"/>
-          <w:color w:val="000000"/>
-          <w:sz w:val="28"/>
-        </w:rPr>
-        <w:t xml:space="preserve">и</w:t>
+        <w:t xml:space="preserve">,</w:t>
       </w:r>
       <w:r>
         <w:rPr>
@@ -2362,24 +2113,6 @@
           <m:t>=</m:t>
         </m:r>
         <m:r>
-          <m:t>N</m:t>
-        </m:r>
-        <m:r>
-          <m:rPr>
-            <m:sty m:val="p"/>
-          </m:rPr>
-          <m:t>−</m:t>
-        </m:r>
-        <m:r>
-          <m:t>2</m:t>
-        </m:r>
-        <m:r>
-          <m:rPr>
-            <m:sty m:val="p"/>
-          </m:rPr>
-          <m:t>=</m:t>
-        </m:r>
-        <m:r>
           <m:t>11</m:t>
         </m:r>
       </m:oMath>
@@ -2389,7 +2122,7 @@
           <w:color w:val="000000"/>
           <w:sz w:val="28"/>
         </w:rPr>
-        <w:t xml:space="preserve">:</w:t>
+        <w:t xml:space="preserve">):</w:t>
       </w:r>
       <w:r>
         <w:rPr>
@@ -2446,82 +2179,7 @@
           <w:color w:val="000000"/>
           <w:sz w:val="28"/>
         </w:rPr>
-        <w:t xml:space="preserve">.</w:t>
-      </w:r>
-    </w:p>
-    <w:p>
-      <w:pPr>
-        <w:pStyle w:val="BodyText"/>
-        <w:spacing w:line="360" w:lineRule="auto" w:before="0" w:after="0"/>
-        <w:ind w:firstLine="709" w:left="0"/>
-        <w:jc w:val="both"/>
-      </w:pPr>
-      <w:r>
-        <w:rPr>
-          <w:rFonts w:ascii="Times New Roman" w:hAnsi="Times New Roman" w:eastAsia="Times New Roman" w:cs="Times New Roman"/>
-          <w:color w:val="000000"/>
-          <w:sz w:val="28"/>
-        </w:rPr>
-        <w:t xml:space="preserve">Расчёты выполнены в среде Python (библиотеки NumPy, Matplotlib) строго по формулам (1)–(3) методических указаний, код программы приведён в листинге 1. Значения интенсивности взяты из таблицы 1 без изменений (в опытах 1 и 6 табличные значения</w:t>
-      </w:r>
-      <w:r>
-        <w:rPr>
-          <w:rFonts w:ascii="Times New Roman" w:hAnsi="Times New Roman" w:eastAsia="Times New Roman" w:cs="Times New Roman"/>
-          <w:color w:val="000000"/>
-          <w:sz w:val="28"/>
-        </w:rPr>
-        <w:t xml:space="preserve"> </w:t>
-      </w:r>
-      <m:oMath>
-        <m:r>
-          <m:t>λ</m:t>
-        </m:r>
-      </m:oMath>
-      <w:r>
-        <w:rPr>
-          <w:rFonts w:ascii="Times New Roman" w:hAnsi="Times New Roman" w:eastAsia="Times New Roman" w:cs="Times New Roman"/>
-          <w:color w:val="000000"/>
-          <w:sz w:val="28"/>
-        </w:rPr>
-        <w:t xml:space="preserve"> </w:t>
-      </w:r>
-      <w:r>
-        <w:rPr>
-          <w:rFonts w:ascii="Times New Roman" w:hAnsi="Times New Roman" w:eastAsia="Times New Roman" w:cs="Times New Roman"/>
-          <w:color w:val="000000"/>
-          <w:sz w:val="28"/>
-        </w:rPr>
-        <w:t xml:space="preserve">немного отличаются от отношения</w:t>
-      </w:r>
-      <w:r>
-        <w:rPr>
-          <w:rFonts w:ascii="Times New Roman" w:hAnsi="Times New Roman" w:eastAsia="Times New Roman" w:cs="Times New Roman"/>
-          <w:color w:val="000000"/>
-          <w:sz w:val="28"/>
-        </w:rPr>
-        <w:t xml:space="preserve"> </w:t>
-      </w:r>
-      <m:oMath>
-        <m:r>
-          <m:t>B</m:t>
-        </m:r>
-        <m:r>
-          <m:rPr>
-            <m:sty m:val="p"/>
-          </m:rPr>
-          <m:t>/</m:t>
-        </m:r>
-        <m:r>
-          <m:t>t</m:t>
-        </m:r>
-      </m:oMath>
-      <w:r>
-        <w:rPr>
-          <w:rFonts w:ascii="Times New Roman" w:hAnsi="Times New Roman" w:eastAsia="Times New Roman" w:cs="Times New Roman"/>
-          <w:color w:val="000000"/>
-          <w:sz w:val="28"/>
-        </w:rPr>
-        <w:t xml:space="preserve">, по-видимому, из-за округлений в первичных данных; на выводы это не влияет).</w:t>
+        <w:t xml:space="preserve">. Расчёты выполнены в Python, код приведён в листинге 1.</w:t>
       </w:r>
     </w:p>
     <w:bookmarkEnd w:id="21"/>
@@ -2543,7 +2201,7 @@
         <w:t xml:space="preserve">Ход работы:</w:t>
       </w:r>
     </w:p>
-    <w:bookmarkStart w:id="28" w:name="корреляционный-анализ-п.-3.1-задания"/>
+    <w:bookmarkStart w:id="28" w:name="корреляционный-анализ-п.-3.1"/>
     <w:p>
       <w:pPr>
         <w:keepNext/>
@@ -2558,28 +2216,12 @@
           <w:color w:val="000000"/>
           <w:sz w:val="28"/>
         </w:rPr>
-        <w:t xml:space="preserve">1. Корреляционный анализ (п. 3.1 задания)</w:t>
+        <w:t xml:space="preserve">1. Корреляционный анализ (п. 3.1)</w:t>
       </w:r>
     </w:p>
     <w:p>
       <w:pPr>
         <w:pStyle w:val="FirstParagraph"/>
-        <w:spacing w:line="360" w:lineRule="auto" w:before="0" w:after="0"/>
-        <w:ind w:firstLine="709" w:left="0"/>
-        <w:jc w:val="both"/>
-      </w:pPr>
-      <w:r>
-        <w:rPr>
-          <w:rFonts w:ascii="Times New Roman" w:hAnsi="Times New Roman" w:eastAsia="Times New Roman" w:cs="Times New Roman"/>
-          <w:color w:val="000000"/>
-          <w:sz w:val="28"/>
-        </w:rPr>
-        <w:t xml:space="preserve">Проверяется нуль-гипотеза: связь между временем непрерывной работы и интенсивностью выгрузок писем из накопителей МАП-1 отсутствует. Для каждой группы накопителей рассчитывается коэффициент корреляции:</w:t>
-      </w:r>
-    </w:p>
-    <w:p>
-      <w:pPr>
-        <w:pStyle w:val="BodyText"/>
         <w:spacing w:line="360" w:lineRule="auto" w:before="60" w:after="60"/>
         <w:ind w:firstLine="0" w:left="0"/>
         <w:jc w:val="center"/>
@@ -2621,73 +2263,50 @@
               <m:type m:val="bar"/>
             </m:fPr>
             <m:num>
-              <m:nary>
-                <m:naryPr>
-                  <m:chr m:val="∑"/>
-                  <m:limLoc m:val="undOvr"/>
-                  <m:subHide m:val="off"/>
-                  <m:supHide m:val="off"/>
-                </m:naryPr>
-                <m:sub>
-                  <m:r>
-                    <m:t>i</m:t>
-                  </m:r>
+              <m:r>
+                <m:rPr>
+                  <m:sty m:val="p"/>
+                </m:rPr>
+                <m:t>∑</m:t>
+              </m:r>
+              <m:d>
+                <m:dPr>
+                  <m:begChr m:val="("/>
+                  <m:endChr m:val=")"/>
+                  <m:sepChr m:val=""/>
+                  <m:grow/>
+                </m:dPr>
+                <m:e>
+                  <m:sSub>
+                    <m:e>
+                      <m:r>
+                        <m:t>t</m:t>
+                      </m:r>
+                    </m:e>
+                    <m:sub>
+                      <m:r>
+                        <m:t>i</m:t>
+                      </m:r>
+                    </m:sub>
+                  </m:sSub>
                   <m:r>
                     <m:rPr>
                       <m:sty m:val="p"/>
                     </m:rPr>
-                    <m:t>=</m:t>
+                    <m:t>−</m:t>
                   </m:r>
-                  <m:r>
-                    <m:t>1</m:t>
-                  </m:r>
-                </m:sub>
-                <m:sup>
-                  <m:r>
-                    <m:t>N</m:t>
-                  </m:r>
-                </m:sup>
-                <m:e>
-                  <m:d>
-                    <m:dPr>
-                      <m:begChr m:val="("/>
-                      <m:endChr m:val=")"/>
-                      <m:sepChr m:val=""/>
-                      <m:grow/>
-                    </m:dPr>
+                  <m:acc>
+                    <m:accPr>
+                      <m:chr m:val="‾"/>
+                    </m:accPr>
                     <m:e>
-                      <m:sSub>
-                        <m:e>
-                          <m:r>
-                            <m:t>t</m:t>
-                          </m:r>
-                        </m:e>
-                        <m:sub>
-                          <m:r>
-                            <m:t>i</m:t>
-                          </m:r>
-                        </m:sub>
-                      </m:sSub>
                       <m:r>
-                        <m:rPr>
-                          <m:sty m:val="p"/>
-                        </m:rPr>
-                        <m:t>−</m:t>
+                        <m:t>t</m:t>
                       </m:r>
-                      <m:acc>
-                        <m:accPr>
-                          <m:chr m:val="‾"/>
-                        </m:accPr>
-                        <m:e>
-                          <m:r>
-                            <m:t>t</m:t>
-                          </m:r>
-                        </m:e>
-                      </m:acc>
                     </m:e>
-                  </m:d>
+                  </m:acc>
                 </m:e>
-              </m:nary>
+              </m:d>
               <m:d>
                 <m:dPr>
                   <m:begChr m:val="("/>
@@ -2734,168 +2353,116 @@
                 </m:radPr>
                 <m:deg/>
                 <m:e>
-                  <m:nary>
-                    <m:naryPr>
-                      <m:chr m:val="∑"/>
-                      <m:limLoc m:val="undOvr"/>
-                      <m:subHide m:val="off"/>
-                      <m:supHide m:val="off"/>
-                    </m:naryPr>
-                    <m:sub>
-                      <m:r>
-                        <m:t>i</m:t>
-                      </m:r>
-                      <m:r>
-                        <m:rPr>
-                          <m:sty m:val="p"/>
-                        </m:rPr>
-                        <m:t>=</m:t>
-                      </m:r>
-                      <m:r>
-                        <m:t>1</m:t>
-                      </m:r>
-                    </m:sub>
+                  <m:r>
+                    <m:rPr>
+                      <m:sty m:val="p"/>
+                    </m:rPr>
+                    <m:t>∑</m:t>
+                  </m:r>
+                  <m:sSup>
+                    <m:e>
+                      <m:d>
+                        <m:dPr>
+                          <m:begChr m:val="("/>
+                          <m:endChr m:val=")"/>
+                          <m:sepChr m:val=""/>
+                          <m:grow/>
+                        </m:dPr>
+                        <m:e>
+                          <m:sSub>
+                            <m:e>
+                              <m:r>
+                                <m:t>t</m:t>
+                              </m:r>
+                            </m:e>
+                            <m:sub>
+                              <m:r>
+                                <m:t>i</m:t>
+                              </m:r>
+                            </m:sub>
+                          </m:sSub>
+                          <m:r>
+                            <m:rPr>
+                              <m:sty m:val="p"/>
+                            </m:rPr>
+                            <m:t>−</m:t>
+                          </m:r>
+                          <m:acc>
+                            <m:accPr>
+                              <m:chr m:val="‾"/>
+                            </m:accPr>
+                            <m:e>
+                              <m:r>
+                                <m:t>t</m:t>
+                              </m:r>
+                            </m:e>
+                          </m:acc>
+                        </m:e>
+                      </m:d>
+                    </m:e>
                     <m:sup>
                       <m:r>
-                        <m:t>N</m:t>
+                        <m:t>2</m:t>
                       </m:r>
                     </m:sup>
+                  </m:sSup>
+                  <m:r>
+                    <m:rPr>
+                      <m:sty m:val="p"/>
+                    </m:rPr>
+                    <m:t>∑</m:t>
+                  </m:r>
+                  <m:sSup>
                     <m:e>
-                      <m:sSup>
+                      <m:d>
+                        <m:dPr>
+                          <m:begChr m:val="("/>
+                          <m:endChr m:val=")"/>
+                          <m:sepChr m:val=""/>
+                          <m:grow/>
+                        </m:dPr>
                         <m:e>
-                          <m:d>
-                            <m:dPr>
-                              <m:begChr m:val="("/>
-                              <m:endChr m:val=")"/>
-                              <m:sepChr m:val=""/>
-                              <m:grow/>
-                            </m:dPr>
+                          <m:sSub>
                             <m:e>
-                              <m:sSub>
-                                <m:e>
-                                  <m:r>
-                                    <m:t>t</m:t>
-                                  </m:r>
-                                </m:e>
-                                <m:sub>
-                                  <m:r>
-                                    <m:t>i</m:t>
-                                  </m:r>
-                                </m:sub>
-                              </m:sSub>
                               <m:r>
-                                <m:rPr>
-                                  <m:sty m:val="p"/>
-                                </m:rPr>
-                                <m:t>−</m:t>
+                                <m:t>λ</m:t>
                               </m:r>
-                              <m:acc>
-                                <m:accPr>
-                                  <m:chr m:val="‾"/>
-                                </m:accPr>
-                                <m:e>
-                                  <m:r>
-                                    <m:t>t</m:t>
-                                  </m:r>
-                                </m:e>
-                              </m:acc>
                             </m:e>
-                          </m:d>
+                            <m:sub>
+                              <m:r>
+                                <m:t>i</m:t>
+                              </m:r>
+                            </m:sub>
+                          </m:sSub>
+                          <m:r>
+                            <m:rPr>
+                              <m:sty m:val="p"/>
+                            </m:rPr>
+                            <m:t>−</m:t>
+                          </m:r>
+                          <m:acc>
+                            <m:accPr>
+                              <m:chr m:val="‾"/>
+                            </m:accPr>
+                            <m:e>
+                              <m:r>
+                                <m:t>λ</m:t>
+                              </m:r>
+                            </m:e>
+                          </m:acc>
                         </m:e>
-                        <m:sup>
-                          <m:r>
-                            <m:t>2</m:t>
-                          </m:r>
-                        </m:sup>
-                      </m:sSup>
+                      </m:d>
                     </m:e>
-                  </m:nary>
-                  <m:nary>
-                    <m:naryPr>
-                      <m:chr m:val="∑"/>
-                      <m:limLoc m:val="undOvr"/>
-                      <m:subHide m:val="off"/>
-                      <m:supHide m:val="off"/>
-                    </m:naryPr>
-                    <m:sub>
-                      <m:r>
-                        <m:t>i</m:t>
-                      </m:r>
-                      <m:r>
-                        <m:rPr>
-                          <m:sty m:val="p"/>
-                        </m:rPr>
-                        <m:t>=</m:t>
-                      </m:r>
-                      <m:r>
-                        <m:t>1</m:t>
-                      </m:r>
-                    </m:sub>
                     <m:sup>
                       <m:r>
-                        <m:t>N</m:t>
+                        <m:t>2</m:t>
                       </m:r>
                     </m:sup>
-                    <m:e>
-                      <m:sSup>
-                        <m:e>
-                          <m:d>
-                            <m:dPr>
-                              <m:begChr m:val="("/>
-                              <m:endChr m:val=")"/>
-                              <m:sepChr m:val=""/>
-                              <m:grow/>
-                            </m:dPr>
-                            <m:e>
-                              <m:sSub>
-                                <m:e>
-                                  <m:r>
-                                    <m:t>λ</m:t>
-                                  </m:r>
-                                </m:e>
-                                <m:sub>
-                                  <m:r>
-                                    <m:t>i</m:t>
-                                  </m:r>
-                                </m:sub>
-                              </m:sSub>
-                              <m:r>
-                                <m:rPr>
-                                  <m:sty m:val="p"/>
-                                </m:rPr>
-                                <m:t>−</m:t>
-                              </m:r>
-                              <m:acc>
-                                <m:accPr>
-                                  <m:chr m:val="‾"/>
-                                </m:accPr>
-                                <m:e>
-                                  <m:r>
-                                    <m:t>λ</m:t>
-                                  </m:r>
-                                </m:e>
-                              </m:acc>
-                            </m:e>
-                          </m:d>
-                        </m:e>
-                        <m:sup>
-                          <m:r>
-                            <m:t>2</m:t>
-                          </m:r>
-                        </m:sup>
-                      </m:sSup>
-                    </m:e>
-                  </m:nary>
+                  </m:sSup>
                 </m:e>
               </m:rad>
             </m:den>
           </m:f>
-          <m:r>
-            <m:rPr>
-              <m:sty m:val="p"/>
-            </m:rPr>
-            <m:t>.</m:t>
-          </m:r>
           <m:r>
             <m:t>  </m:t>
           </m:r>
@@ -2918,190 +2485,6 @@
     <w:p>
       <w:pPr>
         <w:pStyle w:val="FirstParagraph"/>
-        <w:spacing w:line="360" w:lineRule="auto" w:before="0" w:after="0"/>
-        <w:ind w:firstLine="709" w:left="0"/>
-        <w:jc w:val="both"/>
-      </w:pPr>
-      <w:r>
-        <w:rPr>
-          <w:rFonts w:ascii="Times New Roman" w:hAnsi="Times New Roman" w:eastAsia="Times New Roman" w:cs="Times New Roman"/>
-          <w:color w:val="000000"/>
-          <w:sz w:val="28"/>
-        </w:rPr>
-        <w:t xml:space="preserve">Так как знак связи заранее известен (с ростом</w:t>
-      </w:r>
-      <w:r>
-        <w:rPr>
-          <w:rFonts w:ascii="Times New Roman" w:hAnsi="Times New Roman" w:eastAsia="Times New Roman" w:cs="Times New Roman"/>
-          <w:color w:val="000000"/>
-          <w:sz w:val="28"/>
-        </w:rPr>
-        <w:t xml:space="preserve"> </w:t>
-      </w:r>
-      <m:oMath>
-        <m:r>
-          <m:t>t</m:t>
-        </m:r>
-      </m:oMath>
-      <w:r>
-        <w:rPr>
-          <w:rFonts w:ascii="Times New Roman" w:hAnsi="Times New Roman" w:eastAsia="Times New Roman" w:cs="Times New Roman"/>
-          <w:color w:val="000000"/>
-          <w:sz w:val="28"/>
-        </w:rPr>
-        <w:t xml:space="preserve"> </w:t>
-      </w:r>
-      <w:r>
-        <w:rPr>
-          <w:rFonts w:ascii="Times New Roman" w:hAnsi="Times New Roman" w:eastAsia="Times New Roman" w:cs="Times New Roman"/>
-          <w:color w:val="000000"/>
-          <w:sz w:val="28"/>
-        </w:rPr>
-        <w:t xml:space="preserve">интенсивность</w:t>
-      </w:r>
-      <w:r>
-        <w:rPr>
-          <w:rFonts w:ascii="Times New Roman" w:hAnsi="Times New Roman" w:eastAsia="Times New Roman" w:cs="Times New Roman"/>
-          <w:color w:val="000000"/>
-          <w:sz w:val="28"/>
-        </w:rPr>
-        <w:t xml:space="preserve"> </w:t>
-      </w:r>
-      <m:oMath>
-        <m:r>
-          <m:t>λ</m:t>
-        </m:r>
-      </m:oMath>
-      <w:r>
-        <w:rPr>
-          <w:rFonts w:ascii="Times New Roman" w:hAnsi="Times New Roman" w:eastAsia="Times New Roman" w:cs="Times New Roman"/>
-          <w:color w:val="000000"/>
-          <w:sz w:val="28"/>
-        </w:rPr>
-        <w:t xml:space="preserve"> </w:t>
-      </w:r>
-      <w:r>
-        <w:rPr>
-          <w:rFonts w:ascii="Times New Roman" w:hAnsi="Times New Roman" w:eastAsia="Times New Roman" w:cs="Times New Roman"/>
-          <w:color w:val="000000"/>
-          <w:sz w:val="28"/>
-        </w:rPr>
-        <w:t xml:space="preserve">уменьшается), используется односторонний критерий: нуль-гипотеза отклоняется, если</w:t>
-      </w:r>
-      <w:r>
-        <w:rPr>
-          <w:rFonts w:ascii="Times New Roman" w:hAnsi="Times New Roman" w:eastAsia="Times New Roman" w:cs="Times New Roman"/>
-          <w:color w:val="000000"/>
-          <w:sz w:val="28"/>
-        </w:rPr>
-        <w:t xml:space="preserve"> </w:t>
-      </w:r>
-      <m:oMath>
-        <m:d>
-          <m:dPr>
-            <m:begChr m:val="|"/>
-            <m:endChr m:val="|"/>
-            <m:sepChr m:val=""/>
-            <m:grow/>
-          </m:dPr>
-          <m:e>
-            <m:sSub>
-              <m:e>
-                <m:r>
-                  <m:t>r</m:t>
-                </m:r>
-              </m:e>
-              <m:sub>
-                <m:r>
-                  <m:t>t</m:t>
-                </m:r>
-                <m:r>
-                  <m:rPr>
-                    <m:sty m:val="p"/>
-                  </m:rPr>
-                  <m:t>,</m:t>
-                </m:r>
-                <m:r>
-                  <m:t>λ</m:t>
-                </m:r>
-              </m:sub>
-            </m:sSub>
-          </m:e>
-        </m:d>
-        <m:r>
-          <m:rPr>
-            <m:sty m:val="p"/>
-          </m:rPr>
-          <m:t>&gt;</m:t>
-        </m:r>
-        <m:sSub>
-          <m:e>
-            <m:r>
-              <m:t>r</m:t>
-            </m:r>
-          </m:e>
-          <m:sub>
-            <m:r>
-              <m:t>т</m:t>
-            </m:r>
-            <m:r>
-              <m:t>а</m:t>
-            </m:r>
-            <m:r>
-              <m:t>б</m:t>
-            </m:r>
-            <m:r>
-              <m:t>л</m:t>
-            </m:r>
-          </m:sub>
-        </m:sSub>
-        <m:r>
-          <m:rPr>
-            <m:sty m:val="p"/>
-          </m:rPr>
-          <m:t>=</m:t>
-        </m:r>
-        <m:r>
-          <m:t>0</m:t>
-        </m:r>
-        <m:r>
-          <m:rPr>
-            <m:sty m:val="p"/>
-          </m:rPr>
-          <m:t>,</m:t>
-        </m:r>
-        <m:r>
-          <m:t>476</m:t>
-        </m:r>
-      </m:oMath>
-      <w:r>
-        <w:rPr>
-          <w:rFonts w:ascii="Times New Roman" w:hAnsi="Times New Roman" w:eastAsia="Times New Roman" w:cs="Times New Roman"/>
-          <w:color w:val="000000"/>
-          <w:sz w:val="28"/>
-        </w:rPr>
-        <w:t xml:space="preserve">.</w:t>
-      </w:r>
-    </w:p>
-    <w:p>
-      <w:pPr>
-        <w:pStyle w:val="BodyText"/>
-        <w:spacing w:line="360" w:lineRule="auto" w:before="0" w:after="0"/>
-        <w:ind w:firstLine="709" w:left="0"/>
-        <w:jc w:val="both"/>
-      </w:pPr>
-      <w:r>
-        <w:rPr>
-          <w:rFonts w:ascii="Times New Roman" w:hAnsi="Times New Roman" w:eastAsia="Times New Roman" w:cs="Times New Roman"/>
-          <w:color w:val="000000"/>
-          <w:sz w:val="28"/>
-        </w:rPr>
-        <w:t xml:space="preserve">Промежуточные результаты сведены в таблицы 2 и 3 (форма табл. 2 методических указаний).</w:t>
-      </w:r>
-    </w:p>
-    <w:p>
-      <w:pPr>
-        <w:pStyle w:val="BodyText"/>
         <w:keepNext/>
         <w:spacing w:line="360" w:lineRule="auto" w:before="120" w:after="0"/>
         <w:ind w:firstLine="0" w:left="0"/>
@@ -9430,22 +8813,6 @@
         <w:ind w:firstLine="709" w:left="0"/>
         <w:jc w:val="both"/>
       </w:pPr>
-      <w:r>
-        <w:rPr>
-          <w:rFonts w:ascii="Times New Roman" w:hAnsi="Times New Roman" w:eastAsia="Times New Roman" w:cs="Times New Roman"/>
-          <w:color w:val="000000"/>
-          <w:sz w:val="28"/>
-        </w:rPr>
-        <w:t xml:space="preserve">Средние значения:</w:t>
-      </w:r>
-      <w:r>
-        <w:rPr>
-          <w:rFonts w:ascii="Times New Roman" w:hAnsi="Times New Roman" w:eastAsia="Times New Roman" w:cs="Times New Roman"/>
-          <w:color w:val="000000"/>
-          <w:sz w:val="28"/>
-        </w:rPr>
-        <w:t xml:space="preserve"> </w:t>
-      </w:r>
       <m:oMath>
         <m:acc>
           <m:accPr>
@@ -9698,22 +9065,6 @@
           <w:sz w:val="28"/>
         </w:rPr>
         <w:t xml:space="preserve">1/ч.</w:t>
-      </w:r>
-    </w:p>
-    <w:p>
-      <w:pPr>
-        <w:pStyle w:val="BodyText"/>
-        <w:spacing w:line="360" w:lineRule="auto" w:before="0" w:after="0"/>
-        <w:ind w:firstLine="709" w:left="0"/>
-        <w:jc w:val="both"/>
-      </w:pPr>
-      <w:r>
-        <w:rPr>
-          <w:rFonts w:ascii="Times New Roman" w:hAnsi="Times New Roman" w:eastAsia="Times New Roman" w:cs="Times New Roman"/>
-          <w:color w:val="000000"/>
-          <w:sz w:val="28"/>
-        </w:rPr>
-        <w:t xml:space="preserve">Накопители большой ёмкости:</w:t>
       </w:r>
     </w:p>
     <w:p>
@@ -9835,51 +9186,6 @@
             </m:rPr>
             <m:t>=</m:t>
           </m:r>
-          <m:f>
-            <m:fPr>
-              <m:type m:val="bar"/>
-            </m:fPr>
-            <m:num>
-              <m:r>
-                <m:rPr>
-                  <m:sty m:val="p"/>
-                </m:rPr>
-                <m:t>−</m:t>
-              </m:r>
-              <m:r>
-                <m:t>37</m:t>
-              </m:r>
-              <m:r>
-                <m:rPr>
-                  <m:sty m:val="p"/>
-                </m:rPr>
-                <m:t>,</m:t>
-              </m:r>
-              <m:r>
-                <m:t>102</m:t>
-              </m:r>
-            </m:num>
-            <m:den>
-              <m:r>
-                <m:t>76</m:t>
-              </m:r>
-              <m:r>
-                <m:rPr>
-                  <m:sty m:val="p"/>
-                </m:rPr>
-                <m:t>,</m:t>
-              </m:r>
-              <m:r>
-                <m:t>78</m:t>
-              </m:r>
-            </m:den>
-          </m:f>
-          <m:r>
-            <m:rPr>
-              <m:sty m:val="p"/>
-            </m:rPr>
-            <m:t>=</m:t>
-          </m:r>
           <m:r>
             <m:rPr>
               <m:sty m:val="p"/>
@@ -9902,39 +9208,11 @@
             <m:rPr>
               <m:sty m:val="p"/>
             </m:rPr>
-            <m:t>.</m:t>
+            <m:t>;</m:t>
           </m:r>
-        </m:oMath>
-      </m:oMathPara>
-    </w:p>
-    <w:p>
-      <w:pPr>
-        <w:pStyle w:val="FirstParagraph"/>
-        <w:spacing w:line="360" w:lineRule="auto" w:before="0" w:after="0"/>
-        <w:ind w:firstLine="709" w:left="0"/>
-        <w:jc w:val="both"/>
-      </w:pPr>
-      <w:r>
-        <w:rPr>
-          <w:rFonts w:ascii="Times New Roman" w:hAnsi="Times New Roman" w:eastAsia="Times New Roman" w:cs="Times New Roman"/>
-          <w:color w:val="000000"/>
-          <w:sz w:val="28"/>
-        </w:rPr>
-        <w:t xml:space="preserve">Накопители малой ёмкости:</w:t>
-      </w:r>
-    </w:p>
-    <w:p>
-      <w:pPr>
-        <w:pStyle w:val="BodyText"/>
-        <w:spacing w:line="360" w:lineRule="auto" w:before="60" w:after="60"/>
-        <w:ind w:firstLine="0" w:left="0"/>
-        <w:jc w:val="center"/>
-      </w:pPr>
-      <m:oMathPara>
-        <m:oMathParaPr>
-          <m:jc m:val="center"/>
-        </m:oMathParaPr>
-        <m:oMath>
+          <m:r>
+            <m:t>  </m:t>
+          </m:r>
           <m:sSub>
             <m:e>
               <m:r>
@@ -10042,51 +9320,6 @@
             </m:rPr>
             <m:t>=</m:t>
           </m:r>
-          <m:f>
-            <m:fPr>
-              <m:type m:val="bar"/>
-            </m:fPr>
-            <m:num>
-              <m:r>
-                <m:rPr>
-                  <m:sty m:val="p"/>
-                </m:rPr>
-                <m:t>−</m:t>
-              </m:r>
-              <m:r>
-                <m:t>227</m:t>
-              </m:r>
-              <m:r>
-                <m:rPr>
-                  <m:sty m:val="p"/>
-                </m:rPr>
-                <m:t>,</m:t>
-              </m:r>
-              <m:r>
-                <m:t>744</m:t>
-              </m:r>
-            </m:num>
-            <m:den>
-              <m:r>
-                <m:t>240</m:t>
-              </m:r>
-              <m:r>
-                <m:rPr>
-                  <m:sty m:val="p"/>
-                </m:rPr>
-                <m:t>,</m:t>
-              </m:r>
-              <m:r>
-                <m:t>30</m:t>
-              </m:r>
-            </m:den>
-          </m:f>
-          <m:r>
-            <m:rPr>
-              <m:sty m:val="p"/>
-            </m:rPr>
-            <m:t>=</m:t>
-          </m:r>
           <m:r>
             <m:rPr>
               <m:sty m:val="p"/>
@@ -10223,22 +9456,6 @@
         <w:ind w:firstLine="709" w:left="0"/>
         <w:jc w:val="both"/>
       </w:pPr>
-      <w:r>
-        <w:rPr>
-          <w:rFonts w:ascii="Times New Roman" w:hAnsi="Times New Roman" w:eastAsia="Times New Roman" w:cs="Times New Roman"/>
-          <w:color w:val="000000"/>
-          <w:sz w:val="28"/>
-        </w:rPr>
-        <w:t xml:space="preserve">Для обеих групп накопителей</w:t>
-      </w:r>
-      <w:r>
-        <w:rPr>
-          <w:rFonts w:ascii="Times New Roman" w:hAnsi="Times New Roman" w:eastAsia="Times New Roman" w:cs="Times New Roman"/>
-          <w:color w:val="000000"/>
-          <w:sz w:val="28"/>
-        </w:rPr>
-        <w:t xml:space="preserve"> </w:t>
-      </w:r>
       <m:oMath>
         <m:d>
           <m:dPr>
@@ -10248,38 +9465,38 @@
             <m:grow/>
           </m:dPr>
           <m:e>
-            <m:r>
-              <m:t>r</m:t>
-            </m:r>
+            <m:sSub>
+              <m:e>
+                <m:r>
+                  <m:t>r</m:t>
+                </m:r>
+              </m:e>
+              <m:sub>
+                <m:r>
+                  <m:t>t</m:t>
+                </m:r>
+                <m:r>
+                  <m:rPr>
+                    <m:sty m:val="p"/>
+                  </m:rPr>
+                  <m:t>,</m:t>
+                </m:r>
+                <m:sSub>
+                  <m:e>
+                    <m:r>
+                      <m:t>λ</m:t>
+                    </m:r>
+                  </m:e>
+                  <m:sub>
+                    <m:r>
+                      <m:t>б</m:t>
+                    </m:r>
+                  </m:sub>
+                </m:sSub>
+              </m:sub>
+            </m:sSub>
           </m:e>
         </m:d>
-        <m:r>
-          <m:rPr>
-            <m:sty m:val="p"/>
-          </m:rPr>
-          <m:t>&gt;</m:t>
-        </m:r>
-        <m:sSub>
-          <m:e>
-            <m:r>
-              <m:t>r</m:t>
-            </m:r>
-          </m:e>
-          <m:sub>
-            <m:r>
-              <m:t>т</m:t>
-            </m:r>
-            <m:r>
-              <m:t>а</m:t>
-            </m:r>
-            <m:r>
-              <m:t>б</m:t>
-            </m:r>
-            <m:r>
-              <m:t>л</m:t>
-            </m:r>
-          </m:sub>
-        </m:sSub>
         <m:r>
           <m:rPr>
             <m:sty m:val="p"/>
@@ -10296,32 +9513,13 @@
           <m:t>,</m:t>
         </m:r>
         <m:r>
-          <m:t>476</m:t>
-        </m:r>
-      </m:oMath>
-      <w:r>
-        <w:rPr>
-          <w:rFonts w:ascii="Times New Roman" w:hAnsi="Times New Roman" w:eastAsia="Times New Roman" w:cs="Times New Roman"/>
-          <w:color w:val="000000"/>
-          <w:sz w:val="28"/>
-        </w:rPr>
-        <w:t xml:space="preserve">, поэтому нуль-гипотеза отклоняется в пользу альтернативной: между временем непрерывной работы МАП-1 и интенсивностью выгрузок писем существует отрицательная связь. Для накопителей большой ёмкости связь слабая (</w:t>
-      </w:r>
-      <m:oMath>
-        <m:r>
-          <m:t>r</m:t>
+          <m:t>483</m:t>
         </m:r>
         <m:r>
           <m:rPr>
             <m:sty m:val="p"/>
           </m:rPr>
-          <m:t>=</m:t>
-        </m:r>
-        <m:r>
-          <m:rPr>
-            <m:sty m:val="p"/>
-          </m:rPr>
-          <m:t>−</m:t>
+          <m:t>&gt;</m:t>
         </m:r>
         <m:r>
           <m:t>0</m:t>
@@ -10333,7 +9531,7 @@
           <m:t>,</m:t>
         </m:r>
         <m:r>
-          <m:t>483</m:t>
+          <m:t>476</m:t>
         </m:r>
       </m:oMath>
       <w:r>
@@ -10350,7 +9548,7 @@
           <w:color w:val="000000"/>
           <w:sz w:val="28"/>
         </w:rPr>
-        <w:t xml:space="preserve">лишь немного превышает критическое значение,</w:t>
+        <w:t xml:space="preserve">и</w:t>
       </w:r>
       <w:r>
         <w:rPr>
@@ -10361,18 +9559,46 @@
         <w:t xml:space="preserve"> </w:t>
       </w:r>
       <m:oMath>
-        <m:sSup>
+        <m:d>
+          <m:dPr>
+            <m:begChr m:val="|"/>
+            <m:endChr m:val="|"/>
+            <m:sepChr m:val=""/>
+            <m:grow/>
+          </m:dPr>
           <m:e>
-            <m:r>
-              <m:t>r</m:t>
-            </m:r>
+            <m:sSub>
+              <m:e>
+                <m:r>
+                  <m:t>r</m:t>
+                </m:r>
+              </m:e>
+              <m:sub>
+                <m:r>
+                  <m:t>t</m:t>
+                </m:r>
+                <m:r>
+                  <m:rPr>
+                    <m:sty m:val="p"/>
+                  </m:rPr>
+                  <m:t>,</m:t>
+                </m:r>
+                <m:sSub>
+                  <m:e>
+                    <m:r>
+                      <m:t>λ</m:t>
+                    </m:r>
+                  </m:e>
+                  <m:sub>
+                    <m:r>
+                      <m:t>м</m:t>
+                    </m:r>
+                  </m:sub>
+                </m:sSub>
+              </m:sub>
+            </m:sSub>
           </m:e>
-          <m:sup>
-            <m:r>
-              <m:t>2</m:t>
-            </m:r>
-          </m:sup>
-        </m:sSup>
+        </m:d>
         <m:r>
           <m:rPr>
             <m:sty m:val="p"/>
@@ -10389,65 +9615,13 @@
           <m:t>,</m:t>
         </m:r>
         <m:r>
-          <m:t>23</m:t>
+          <m:t>948</m:t>
         </m:r>
-      </m:oMath>
-      <w:r>
-        <w:rPr>
-          <w:rFonts w:ascii="Times New Roman" w:hAnsi="Times New Roman" w:eastAsia="Times New Roman" w:cs="Times New Roman"/>
-          <w:color w:val="000000"/>
-          <w:sz w:val="28"/>
-        </w:rPr>
-        <w:t xml:space="preserve">, то есть время работы объясняет около 23 % изменчивости</w:t>
-      </w:r>
-      <w:r>
-        <w:rPr>
-          <w:rFonts w:ascii="Times New Roman" w:hAnsi="Times New Roman" w:eastAsia="Times New Roman" w:cs="Times New Roman"/>
-          <w:color w:val="000000"/>
-          <w:sz w:val="28"/>
-        </w:rPr>
-        <w:t xml:space="preserve"> </w:t>
-      </w:r>
-      <m:oMath>
-        <m:sSub>
-          <m:e>
-            <m:r>
-              <m:t>λ</m:t>
-            </m:r>
-          </m:e>
-          <m:sub>
-            <m:r>
-              <m:t>б</m:t>
-            </m:r>
-          </m:sub>
-        </m:sSub>
-      </m:oMath>
-      <w:r>
-        <w:rPr>
-          <w:rFonts w:ascii="Times New Roman" w:hAnsi="Times New Roman" w:eastAsia="Times New Roman" w:cs="Times New Roman"/>
-          <w:color w:val="000000"/>
-          <w:sz w:val="28"/>
-        </w:rPr>
-        <w:t xml:space="preserve">). Для накопителей малой ёмкости связь сильная (</w:t>
-      </w:r>
-      <m:oMath>
-        <m:sSup>
-          <m:e>
-            <m:r>
-              <m:t>r</m:t>
-            </m:r>
-          </m:e>
-          <m:sup>
-            <m:r>
-              <m:t>2</m:t>
-            </m:r>
-          </m:sup>
-        </m:sSup>
         <m:r>
           <m:rPr>
             <m:sty m:val="p"/>
           </m:rPr>
-          <m:t>=</m:t>
+          <m:t>&gt;</m:t>
         </m:r>
         <m:r>
           <m:t>0</m:t>
@@ -10459,7 +9633,7 @@
           <m:t>,</m:t>
         </m:r>
         <m:r>
-          <m:t>90</m:t>
+          <m:t>476</m:t>
         </m:r>
       </m:oMath>
       <w:r>
@@ -10468,41 +9642,11 @@
           <w:color w:val="000000"/>
           <w:sz w:val="28"/>
         </w:rPr>
-        <w:t xml:space="preserve">, около 90 % изменчивости</w:t>
-      </w:r>
-      <w:r>
-        <w:rPr>
-          <w:rFonts w:ascii="Times New Roman" w:hAnsi="Times New Roman" w:eastAsia="Times New Roman" w:cs="Times New Roman"/>
-          <w:color w:val="000000"/>
-          <w:sz w:val="28"/>
-        </w:rPr>
-        <w:t xml:space="preserve"> </w:t>
-      </w:r>
-      <m:oMath>
-        <m:sSub>
-          <m:e>
-            <m:r>
-              <m:t>λ</m:t>
-            </m:r>
-          </m:e>
-          <m:sub>
-            <m:r>
-              <m:t>м</m:t>
-            </m:r>
-          </m:sub>
-        </m:sSub>
-      </m:oMath>
-      <w:r>
-        <w:rPr>
-          <w:rFonts w:ascii="Times New Roman" w:hAnsi="Times New Roman" w:eastAsia="Times New Roman" w:cs="Times New Roman"/>
-          <w:color w:val="000000"/>
-          <w:sz w:val="28"/>
-        </w:rPr>
-        <w:t xml:space="preserve">).</w:t>
+        <w:t xml:space="preserve">: нуль-гипотеза отклоняется, между временем работы и интенсивностью выгрузок есть отрицательная связь для обеих групп накопителей.</w:t>
       </w:r>
     </w:p>
     <w:bookmarkEnd w:id="28"/>
-    <w:bookmarkStart w:id="32" w:name="X4d7753adcfc452bc882151de69c3a9d2163e716"/>
+    <w:bookmarkStart w:id="32" w:name="уравнения-связи-lambda-b_0-b_1-t-п.-3.2"/>
     <w:p>
       <w:pPr>
         <w:keepNext/>
@@ -10517,27 +9661,12 @@
           <w:color w:val="000000"/>
           <w:sz w:val="28"/>
         </w:rPr>
-        <w:t xml:space="preserve">2. Построение уравнений связи методом наименьших квадратов (п. 3.2 задания)</w:t>
-      </w:r>
-    </w:p>
-    <w:p>
-      <w:pPr>
-        <w:pStyle w:val="FirstParagraph"/>
-        <w:spacing w:line="360" w:lineRule="auto" w:before="0" w:after="0"/>
-        <w:ind w:firstLine="709" w:left="0"/>
-        <w:jc w:val="both"/>
-      </w:pPr>
+        <w:t xml:space="preserve">2. Уравнения связи</w:t>
+      </w:r>
       <w:r>
         <w:rPr>
           <w:rFonts w:ascii="Times New Roman" w:hAnsi="Times New Roman" w:eastAsia="Times New Roman" w:cs="Times New Roman"/>
-          <w:color w:val="000000"/>
-          <w:sz w:val="28"/>
-        </w:rPr>
-        <w:t xml:space="preserve">Коэффициенты уравнения</w:t>
-      </w:r>
-      <w:r>
-        <w:rPr>
-          <w:rFonts w:ascii="Times New Roman" w:hAnsi="Times New Roman" w:eastAsia="Times New Roman" w:cs="Times New Roman"/>
+          <w:b/>
           <w:color w:val="000000"/>
           <w:sz w:val="28"/>
         </w:rPr>
@@ -10590,6 +9719,7 @@
       <w:r>
         <w:rPr>
           <w:rFonts w:ascii="Times New Roman" w:hAnsi="Times New Roman" w:eastAsia="Times New Roman" w:cs="Times New Roman"/>
+          <w:b/>
           <w:color w:val="000000"/>
           <w:sz w:val="28"/>
         </w:rPr>
@@ -10598,15 +9728,16 @@
       <w:r>
         <w:rPr>
           <w:rFonts w:ascii="Times New Roman" w:hAnsi="Times New Roman" w:eastAsia="Times New Roman" w:cs="Times New Roman"/>
+          <w:b/>
           <w:color w:val="000000"/>
           <w:sz w:val="28"/>
         </w:rPr>
-        <w:t xml:space="preserve">рассчитываются по формулам:</w:t>
+        <w:t xml:space="preserve">(п. 3.2)</w:t>
       </w:r>
     </w:p>
     <w:p>
       <w:pPr>
-        <w:pStyle w:val="BodyText"/>
+        <w:pStyle w:val="FirstParagraph"/>
         <w:spacing w:line="360" w:lineRule="auto" w:before="60" w:after="60"/>
         <w:ind w:firstLine="0" w:left="0"/>
         <w:jc w:val="center"/>
@@ -10639,181 +9770,89 @@
               <m:type m:val="bar"/>
             </m:fPr>
             <m:num>
-              <m:nary>
-                <m:naryPr>
-                  <m:chr m:val="∑"/>
-                  <m:limLoc m:val="undOvr"/>
-                  <m:subHide m:val="off"/>
-                  <m:supHide m:val="off"/>
-                </m:naryPr>
+              <m:r>
+                <m:rPr>
+                  <m:sty m:val="p"/>
+                </m:rPr>
+                <m:t>∑</m:t>
+              </m:r>
+              <m:sSub>
+                <m:e>
+                  <m:r>
+                    <m:t>λ</m:t>
+                  </m:r>
+                </m:e>
                 <m:sub>
                   <m:r>
                     <m:t>i</m:t>
                   </m:r>
+                </m:sub>
+              </m:sSub>
+              <m:r>
+                <m:rPr>
+                  <m:sty m:val="p"/>
+                </m:rPr>
+                <m:t>∑</m:t>
+              </m:r>
+              <m:sSubSup>
+                <m:e>
                   <m:r>
-                    <m:rPr>
-                      <m:sty m:val="p"/>
-                    </m:rPr>
-                    <m:t>=</m:t>
+                    <m:t>t</m:t>
                   </m:r>
+                </m:e>
+                <m:sub>
                   <m:r>
-                    <m:t>1</m:t>
+                    <m:t>i</m:t>
                   </m:r>
                 </m:sub>
                 <m:sup>
                   <m:r>
-                    <m:t>N</m:t>
+                    <m:t>2</m:t>
                   </m:r>
                 </m:sup>
-                <m:e>
-                  <m:sSub>
-                    <m:e>
-                      <m:r>
-                        <m:t>λ</m:t>
-                      </m:r>
-                    </m:e>
-                    <m:sub>
-                      <m:r>
-                        <m:t>i</m:t>
-                      </m:r>
-                    </m:sub>
-                  </m:sSub>
-                </m:e>
-              </m:nary>
-              <m:nary>
-                <m:naryPr>
-                  <m:chr m:val="∑"/>
-                  <m:limLoc m:val="undOvr"/>
-                  <m:subHide m:val="off"/>
-                  <m:supHide m:val="off"/>
-                </m:naryPr>
-                <m:sub>
-                  <m:r>
-                    <m:t>i</m:t>
-                  </m:r>
-                  <m:r>
-                    <m:rPr>
-                      <m:sty m:val="p"/>
-                    </m:rPr>
-                    <m:t>=</m:t>
-                  </m:r>
-                  <m:r>
-                    <m:t>1</m:t>
-                  </m:r>
-                </m:sub>
-                <m:sup>
-                  <m:r>
-                    <m:t>N</m:t>
-                  </m:r>
-                </m:sup>
-                <m:e>
-                  <m:sSubSup>
-                    <m:e>
-                      <m:r>
-                        <m:t>t</m:t>
-                      </m:r>
-                    </m:e>
-                    <m:sub>
-                      <m:r>
-                        <m:t>i</m:t>
-                      </m:r>
-                    </m:sub>
-                    <m:sup>
-                      <m:r>
-                        <m:t>2</m:t>
-                      </m:r>
-                    </m:sup>
-                  </m:sSubSup>
-                </m:e>
-              </m:nary>
+              </m:sSubSup>
               <m:r>
                 <m:rPr>
                   <m:sty m:val="p"/>
                 </m:rPr>
                 <m:t>−</m:t>
               </m:r>
-              <m:nary>
-                <m:naryPr>
-                  <m:chr m:val="∑"/>
-                  <m:limLoc m:val="undOvr"/>
-                  <m:subHide m:val="off"/>
-                  <m:supHide m:val="off"/>
-                </m:naryPr>
+              <m:r>
+                <m:rPr>
+                  <m:sty m:val="p"/>
+                </m:rPr>
+                <m:t>∑</m:t>
+              </m:r>
+              <m:sSub>
+                <m:e>
+                  <m:r>
+                    <m:t>t</m:t>
+                  </m:r>
+                </m:e>
                 <m:sub>
                   <m:r>
                     <m:t>i</m:t>
                   </m:r>
+                </m:sub>
+              </m:sSub>
+              <m:r>
+                <m:rPr>
+                  <m:sty m:val="p"/>
+                </m:rPr>
+                <m:t>∑</m:t>
+              </m:r>
+              <m:sSub>
+                <m:e>
                   <m:r>
-                    <m:rPr>
-                      <m:sty m:val="p"/>
-                    </m:rPr>
-                    <m:t>=</m:t>
+                    <m:t>λ</m:t>
                   </m:r>
-                  <m:r>
-                    <m:t>1</m:t>
-                  </m:r>
-                </m:sub>
-                <m:sup>
-                  <m:r>
-                    <m:t>N</m:t>
-                  </m:r>
-                </m:sup>
-                <m:e>
-                  <m:sSub>
-                    <m:e>
-                      <m:r>
-                        <m:t>t</m:t>
-                      </m:r>
-                    </m:e>
-                    <m:sub>
-                      <m:r>
-                        <m:t>i</m:t>
-                      </m:r>
-                    </m:sub>
-                  </m:sSub>
                 </m:e>
-              </m:nary>
-              <m:nary>
-                <m:naryPr>
-                  <m:chr m:val="∑"/>
-                  <m:limLoc m:val="undOvr"/>
-                  <m:subHide m:val="off"/>
-                  <m:supHide m:val="off"/>
-                </m:naryPr>
                 <m:sub>
                   <m:r>
                     <m:t>i</m:t>
                   </m:r>
-                  <m:r>
-                    <m:rPr>
-                      <m:sty m:val="p"/>
-                    </m:rPr>
-                    <m:t>=</m:t>
-                  </m:r>
-                  <m:r>
-                    <m:t>1</m:t>
-                  </m:r>
                 </m:sub>
-                <m:sup>
-                  <m:r>
-                    <m:t>N</m:t>
-                  </m:r>
-                </m:sup>
-                <m:e>
-                  <m:sSub>
-                    <m:e>
-                      <m:r>
-                        <m:t>λ</m:t>
-                      </m:r>
-                    </m:e>
-                    <m:sub>
-                      <m:r>
-                        <m:t>i</m:t>
-                      </m:r>
-                    </m:sub>
-                  </m:sSub>
-                </m:e>
-              </m:nary>
+              </m:sSub>
               <m:sSub>
                 <m:e>
                   <m:r>
@@ -10831,52 +9870,29 @@
               <m:r>
                 <m:t>N</m:t>
               </m:r>
-              <m:nary>
-                <m:naryPr>
-                  <m:chr m:val="∑"/>
-                  <m:limLoc m:val="undOvr"/>
-                  <m:subHide m:val="off"/>
-                  <m:supHide m:val="off"/>
-                </m:naryPr>
+              <m:r>
+                <m:rPr>
+                  <m:sty m:val="p"/>
+                </m:rPr>
+                <m:t>∑</m:t>
+              </m:r>
+              <m:sSubSup>
+                <m:e>
+                  <m:r>
+                    <m:t>t</m:t>
+                  </m:r>
+                </m:e>
                 <m:sub>
                   <m:r>
                     <m:t>i</m:t>
                   </m:r>
-                  <m:r>
-                    <m:rPr>
-                      <m:sty m:val="p"/>
-                    </m:rPr>
-                    <m:t>=</m:t>
-                  </m:r>
-                  <m:r>
-                    <m:t>1</m:t>
-                  </m:r>
                 </m:sub>
                 <m:sup>
                   <m:r>
-                    <m:t>N</m:t>
+                    <m:t>2</m:t>
                   </m:r>
                 </m:sup>
-                <m:e>
-                  <m:sSubSup>
-                    <m:e>
-                      <m:r>
-                        <m:t>t</m:t>
-                      </m:r>
-                    </m:e>
-                    <m:sub>
-                      <m:r>
-                        <m:t>i</m:t>
-                      </m:r>
-                    </m:sub>
-                    <m:sup>
-                      <m:r>
-                        <m:t>2</m:t>
-                      </m:r>
-                    </m:sup>
-                  </m:sSubSup>
-                </m:e>
-              </m:nary>
+              </m:sSubSup>
               <m:r>
                 <m:rPr>
                   <m:sty m:val="p"/>
@@ -10893,47 +9909,24 @@
                       <m:grow/>
                     </m:dPr>
                     <m:e>
-                      <m:nary>
-                        <m:naryPr>
-                          <m:chr m:val="∑"/>
-                          <m:limLoc m:val="undOvr"/>
-                          <m:subHide m:val="off"/>
-                          <m:supHide m:val="off"/>
-                        </m:naryPr>
+                      <m:r>
+                        <m:rPr>
+                          <m:sty m:val="p"/>
+                        </m:rPr>
+                        <m:t>∑</m:t>
+                      </m:r>
+                      <m:sSub>
+                        <m:e>
+                          <m:r>
+                            <m:t>t</m:t>
+                          </m:r>
+                        </m:e>
                         <m:sub>
                           <m:r>
                             <m:t>i</m:t>
                           </m:r>
-                          <m:r>
-                            <m:rPr>
-                              <m:sty m:val="p"/>
-                            </m:rPr>
-                            <m:t>=</m:t>
-                          </m:r>
-                          <m:r>
-                            <m:t>1</m:t>
-                          </m:r>
                         </m:sub>
-                        <m:sup>
-                          <m:r>
-                            <m:t>N</m:t>
-                          </m:r>
-                        </m:sup>
-                        <m:e>
-                          <m:sSub>
-                            <m:e>
-                              <m:r>
-                                <m:t>t</m:t>
-                              </m:r>
-                            </m:e>
-                            <m:sub>
-                              <m:r>
-                                <m:t>i</m:t>
-                              </m:r>
-                            </m:sub>
-                          </m:sSub>
-                        </m:e>
-                      </m:nary>
+                      </m:sSub>
                     </m:e>
                   </m:d>
                 </m:e>
@@ -10946,13 +9939,7 @@
             </m:den>
           </m:f>
           <m:r>
-            <m:rPr>
-              <m:sty m:val="p"/>
-            </m:rPr>
-            <m:t>,</m:t>
-          </m:r>
-          <m:r>
-            <m:t>  </m:t>
+            <m:t> </m:t>
           </m:r>
           <m:d>
             <m:dPr>
@@ -10967,21 +9954,15 @@
               </m:r>
             </m:e>
           </m:d>
-        </m:oMath>
-      </m:oMathPara>
-    </w:p>
-    <w:p>
-      <w:pPr>
-        <w:pStyle w:val="FirstParagraph"/>
-        <w:spacing w:line="360" w:lineRule="auto" w:before="60" w:after="60"/>
-        <w:ind w:firstLine="0" w:left="0"/>
-        <w:jc w:val="center"/>
-      </w:pPr>
-      <m:oMathPara>
-        <m:oMathParaPr>
-          <m:jc m:val="center"/>
-        </m:oMathParaPr>
-        <m:oMath>
+          <m:r>
+            <m:rPr>
+              <m:sty m:val="p"/>
+            </m:rPr>
+            <m:t>,</m:t>
+          </m:r>
+          <m:r>
+            <m:t>  </m:t>
+          </m:r>
           <m:sSub>
             <m:e>
               <m:r>
@@ -11008,47 +9989,24 @@
               <m:r>
                 <m:t>N</m:t>
               </m:r>
-              <m:nary>
-                <m:naryPr>
-                  <m:chr m:val="∑"/>
-                  <m:limLoc m:val="undOvr"/>
-                  <m:subHide m:val="off"/>
-                  <m:supHide m:val="off"/>
-                </m:naryPr>
+              <m:r>
+                <m:rPr>
+                  <m:sty m:val="p"/>
+                </m:rPr>
+                <m:t>∑</m:t>
+              </m:r>
+              <m:sSub>
+                <m:e>
+                  <m:r>
+                    <m:t>λ</m:t>
+                  </m:r>
+                </m:e>
                 <m:sub>
                   <m:r>
                     <m:t>i</m:t>
                   </m:r>
-                  <m:r>
-                    <m:rPr>
-                      <m:sty m:val="p"/>
-                    </m:rPr>
-                    <m:t>=</m:t>
-                  </m:r>
-                  <m:r>
-                    <m:t>1</m:t>
-                  </m:r>
                 </m:sub>
-                <m:sup>
-                  <m:r>
-                    <m:t>N</m:t>
-                  </m:r>
-                </m:sup>
-                <m:e>
-                  <m:sSub>
-                    <m:e>
-                      <m:r>
-                        <m:t>λ</m:t>
-                      </m:r>
-                    </m:e>
-                    <m:sub>
-                      <m:r>
-                        <m:t>i</m:t>
-                      </m:r>
-                    </m:sub>
-                  </m:sSub>
-                </m:e>
-              </m:nary>
+              </m:sSub>
               <m:sSub>
                 <m:e>
                   <m:r>
@@ -11067,139 +10025,70 @@
                 </m:rPr>
                 <m:t>−</m:t>
               </m:r>
-              <m:nary>
-                <m:naryPr>
-                  <m:chr m:val="∑"/>
-                  <m:limLoc m:val="undOvr"/>
-                  <m:subHide m:val="off"/>
-                  <m:supHide m:val="off"/>
-                </m:naryPr>
+              <m:r>
+                <m:rPr>
+                  <m:sty m:val="p"/>
+                </m:rPr>
+                <m:t>∑</m:t>
+              </m:r>
+              <m:sSub>
+                <m:e>
+                  <m:r>
+                    <m:t>λ</m:t>
+                  </m:r>
+                </m:e>
                 <m:sub>
                   <m:r>
                     <m:t>i</m:t>
                   </m:r>
+                </m:sub>
+              </m:sSub>
+              <m:r>
+                <m:rPr>
+                  <m:sty m:val="p"/>
+                </m:rPr>
+                <m:t>∑</m:t>
+              </m:r>
+              <m:sSub>
+                <m:e>
                   <m:r>
-                    <m:rPr>
-                      <m:sty m:val="p"/>
-                    </m:rPr>
-                    <m:t>=</m:t>
+                    <m:t>t</m:t>
                   </m:r>
-                  <m:r>
-                    <m:t>1</m:t>
-                  </m:r>
-                </m:sub>
-                <m:sup>
-                  <m:r>
-                    <m:t>N</m:t>
-                  </m:r>
-                </m:sup>
-                <m:e>
-                  <m:sSub>
-                    <m:e>
-                      <m:r>
-                        <m:t>λ</m:t>
-                      </m:r>
-                    </m:e>
-                    <m:sub>
-                      <m:r>
-                        <m:t>i</m:t>
-                      </m:r>
-                    </m:sub>
-                  </m:sSub>
                 </m:e>
-              </m:nary>
-              <m:nary>
-                <m:naryPr>
-                  <m:chr m:val="∑"/>
-                  <m:limLoc m:val="undOvr"/>
-                  <m:subHide m:val="off"/>
-                  <m:supHide m:val="off"/>
-                </m:naryPr>
                 <m:sub>
                   <m:r>
                     <m:t>i</m:t>
                   </m:r>
-                  <m:r>
-                    <m:rPr>
-                      <m:sty m:val="p"/>
-                    </m:rPr>
-                    <m:t>=</m:t>
-                  </m:r>
-                  <m:r>
-                    <m:t>1</m:t>
-                  </m:r>
                 </m:sub>
-                <m:sup>
-                  <m:r>
-                    <m:t>N</m:t>
-                  </m:r>
-                </m:sup>
-                <m:e>
-                  <m:sSub>
-                    <m:e>
-                      <m:r>
-                        <m:t>t</m:t>
-                      </m:r>
-                    </m:e>
-                    <m:sub>
-                      <m:r>
-                        <m:t>i</m:t>
-                      </m:r>
-                    </m:sub>
-                  </m:sSub>
-                </m:e>
-              </m:nary>
+              </m:sSub>
             </m:num>
             <m:den>
               <m:r>
                 <m:t>N</m:t>
               </m:r>
-              <m:nary>
-                <m:naryPr>
-                  <m:chr m:val="∑"/>
-                  <m:limLoc m:val="undOvr"/>
-                  <m:subHide m:val="off"/>
-                  <m:supHide m:val="off"/>
-                </m:naryPr>
+              <m:r>
+                <m:rPr>
+                  <m:sty m:val="p"/>
+                </m:rPr>
+                <m:t>∑</m:t>
+              </m:r>
+              <m:sSubSup>
+                <m:e>
+                  <m:r>
+                    <m:t>t</m:t>
+                  </m:r>
+                </m:e>
                 <m:sub>
                   <m:r>
                     <m:t>i</m:t>
                   </m:r>
-                  <m:r>
-                    <m:rPr>
-                      <m:sty m:val="p"/>
-                    </m:rPr>
-                    <m:t>=</m:t>
-                  </m:r>
-                  <m:r>
-                    <m:t>1</m:t>
-                  </m:r>
                 </m:sub>
                 <m:sup>
                   <m:r>
-                    <m:t>N</m:t>
+                    <m:t>2</m:t>
                   </m:r>
                 </m:sup>
-                <m:e>
-                  <m:sSubSup>
-                    <m:e>
-                      <m:r>
-                        <m:t>t</m:t>
-                      </m:r>
-                    </m:e>
-                    <m:sub>
-                      <m:r>
-                        <m:t>i</m:t>
-                      </m:r>
-                    </m:sub>
-                    <m:sup>
-                      <m:r>
-                        <m:t>2</m:t>
-                      </m:r>
-                    </m:sup>
-                  </m:sSubSup>
-                </m:e>
-              </m:nary>
+              </m:sSubSup>
               <m:r>
                 <m:rPr>
                   <m:sty m:val="p"/>
@@ -11216,47 +10105,24 @@
                       <m:grow/>
                     </m:dPr>
                     <m:e>
-                      <m:nary>
-                        <m:naryPr>
-                          <m:chr m:val="∑"/>
-                          <m:limLoc m:val="undOvr"/>
-                          <m:subHide m:val="off"/>
-                          <m:supHide m:val="off"/>
-                        </m:naryPr>
+                      <m:r>
+                        <m:rPr>
+                          <m:sty m:val="p"/>
+                        </m:rPr>
+                        <m:t>∑</m:t>
+                      </m:r>
+                      <m:sSub>
+                        <m:e>
+                          <m:r>
+                            <m:t>t</m:t>
+                          </m:r>
+                        </m:e>
                         <m:sub>
                           <m:r>
                             <m:t>i</m:t>
                           </m:r>
-                          <m:r>
-                            <m:rPr>
-                              <m:sty m:val="p"/>
-                            </m:rPr>
-                            <m:t>=</m:t>
-                          </m:r>
-                          <m:r>
-                            <m:t>1</m:t>
-                          </m:r>
                         </m:sub>
-                        <m:sup>
-                          <m:r>
-                            <m:t>N</m:t>
-                          </m:r>
-                        </m:sup>
-                        <m:e>
-                          <m:sSub>
-                            <m:e>
-                              <m:r>
-                                <m:t>t</m:t>
-                              </m:r>
-                            </m:e>
-                            <m:sub>
-                              <m:r>
-                                <m:t>i</m:t>
-                              </m:r>
-                            </m:sub>
-                          </m:sSub>
-                        </m:e>
-                      </m:nary>
+                      </m:sSub>
                     </m:e>
                   </m:d>
                 </m:e>
@@ -11269,13 +10135,7 @@
             </m:den>
           </m:f>
           <m:r>
-            <m:rPr>
-              <m:sty m:val="p"/>
-            </m:rPr>
-            <m:t>.</m:t>
-          </m:r>
-          <m:r>
-            <m:t>  </m:t>
+            <m:t> </m:t>
           </m:r>
           <m:d>
             <m:dPr>
@@ -11306,7 +10166,7 @@
           <w:color w:val="000000"/>
           <w:sz w:val="28"/>
         </w:rPr>
-        <w:t xml:space="preserve">Знаменатель для обеих групп:</w:t>
+        <w:t xml:space="preserve">Знаменатель:</w:t>
       </w:r>
       <w:r>
         <w:rPr>
@@ -11406,7 +10266,7 @@
           <w:color w:val="000000"/>
           <w:sz w:val="28"/>
         </w:rPr>
-        <w:t xml:space="preserve">Накопители большой ёмкости:</w:t>
+        <w:t xml:space="preserve">Большая ёмкость:</w:t>
       </w:r>
     </w:p>
     <w:p>
@@ -11532,63 +10392,6 @@
             </m:rPr>
             <m:t>=</m:t>
           </m:r>
-          <m:f>
-            <m:fPr>
-              <m:type m:val="bar"/>
-            </m:fPr>
-            <m:num>
-              <m:r>
-                <m:t>47471</m:t>
-              </m:r>
-              <m:r>
-                <m:rPr>
-                  <m:sty m:val="p"/>
-                </m:rPr>
-                <m:t>,</m:t>
-              </m:r>
-              <m:r>
-                <m:t>56</m:t>
-              </m:r>
-              <m:r>
-                <m:rPr>
-                  <m:sty m:val="p"/>
-                </m:rPr>
-                <m:t>−</m:t>
-              </m:r>
-              <m:r>
-                <m:t>40299</m:t>
-              </m:r>
-              <m:r>
-                <m:rPr>
-                  <m:sty m:val="p"/>
-                </m:rPr>
-                <m:t>,</m:t>
-              </m:r>
-              <m:r>
-                <m:t>94</m:t>
-              </m:r>
-            </m:num>
-            <m:den>
-              <m:r>
-                <m:t>210</m:t>
-              </m:r>
-              <m:r>
-                <m:rPr>
-                  <m:sty m:val="p"/>
-                </m:rPr>
-                <m:t>,</m:t>
-              </m:r>
-              <m:r>
-                <m:t>946</m:t>
-              </m:r>
-            </m:den>
-          </m:f>
-          <m:r>
-            <m:rPr>
-              <m:sty m:val="p"/>
-            </m:rPr>
-            <m:t>=</m:t>
-          </m:r>
           <m:r>
             <m:t>34</m:t>
           </m:r>
@@ -11607,21 +10410,9 @@
             </m:rPr>
             <m:t>;</m:t>
           </m:r>
-        </m:oMath>
-      </m:oMathPara>
-    </w:p>
-    <w:p>
-      <w:pPr>
-        <w:pStyle w:val="FirstParagraph"/>
-        <w:spacing w:line="360" w:lineRule="auto" w:before="60" w:after="60"/>
-        <w:ind w:firstLine="0" w:left="0"/>
-        <w:jc w:val="center"/>
-      </w:pPr>
-      <m:oMathPara>
-        <m:oMathParaPr>
-          <m:jc m:val="center"/>
-        </m:oMathParaPr>
-        <m:oMath>
+          <m:r>
+            <m:t>  </m:t>
+          </m:r>
           <m:sSub>
             <m:e>
               <m:r>
@@ -11701,63 +10492,6 @@
               </m:r>
               <m:r>
                 <m:t>259</m:t>
-              </m:r>
-            </m:num>
-            <m:den>
-              <m:r>
-                <m:t>210</m:t>
-              </m:r>
-              <m:r>
-                <m:rPr>
-                  <m:sty m:val="p"/>
-                </m:rPr>
-                <m:t>,</m:t>
-              </m:r>
-              <m:r>
-                <m:t>946</m:t>
-              </m:r>
-            </m:den>
-          </m:f>
-          <m:r>
-            <m:rPr>
-              <m:sty m:val="p"/>
-            </m:rPr>
-            <m:t>=</m:t>
-          </m:r>
-          <m:f>
-            <m:fPr>
-              <m:type m:val="bar"/>
-            </m:fPr>
-            <m:num>
-              <m:r>
-                <m:t>13344</m:t>
-              </m:r>
-              <m:r>
-                <m:rPr>
-                  <m:sty m:val="p"/>
-                </m:rPr>
-                <m:t>,</m:t>
-              </m:r>
-              <m:r>
-                <m:t>69</m:t>
-              </m:r>
-              <m:r>
-                <m:rPr>
-                  <m:sty m:val="p"/>
-                </m:rPr>
-                <m:t>−</m:t>
-              </m:r>
-              <m:r>
-                <m:t>13827</m:t>
-              </m:r>
-              <m:r>
-                <m:rPr>
-                  <m:sty m:val="p"/>
-                </m:rPr>
-                <m:t>,</m:t>
-              </m:r>
-              <m:r>
-                <m:t>02</m:t>
               </m:r>
             </m:num>
             <m:den>
@@ -11896,7 +10630,7 @@
           <w:color w:val="000000"/>
           <w:sz w:val="28"/>
         </w:rPr>
-        <w:t xml:space="preserve">Накопители малой ёмкости:</w:t>
+        <w:t xml:space="preserve">Малая ёмкость:</w:t>
       </w:r>
     </w:p>
     <w:p>
@@ -12022,63 +10756,6 @@
             </m:rPr>
             <m:t>=</m:t>
           </m:r>
-          <m:f>
-            <m:fPr>
-              <m:type m:val="bar"/>
-            </m:fPr>
-            <m:num>
-              <m:r>
-                <m:t>213379</m:t>
-              </m:r>
-              <m:r>
-                <m:rPr>
-                  <m:sty m:val="p"/>
-                </m:rPr>
-                <m:t>,</m:t>
-              </m:r>
-              <m:r>
-                <m:t>42</m:t>
-              </m:r>
-              <m:r>
-                <m:rPr>
-                  <m:sty m:val="p"/>
-                </m:rPr>
-                <m:t>−</m:t>
-              </m:r>
-              <m:r>
-                <m:t>178749</m:t>
-              </m:r>
-              <m:r>
-                <m:rPr>
-                  <m:sty m:val="p"/>
-                </m:rPr>
-                <m:t>,</m:t>
-              </m:r>
-              <m:r>
-                <m:t>99</m:t>
-              </m:r>
-            </m:num>
-            <m:den>
-              <m:r>
-                <m:t>210</m:t>
-              </m:r>
-              <m:r>
-                <m:rPr>
-                  <m:sty m:val="p"/>
-                </m:rPr>
-                <m:t>,</m:t>
-              </m:r>
-              <m:r>
-                <m:t>946</m:t>
-              </m:r>
-            </m:den>
-          </m:f>
-          <m:r>
-            <m:rPr>
-              <m:sty m:val="p"/>
-            </m:rPr>
-            <m:t>=</m:t>
-          </m:r>
           <m:r>
             <m:t>164</m:t>
           </m:r>
@@ -12097,21 +10774,9 @@
             </m:rPr>
             <m:t>;</m:t>
           </m:r>
-        </m:oMath>
-      </m:oMathPara>
-    </w:p>
-    <w:p>
-      <w:pPr>
-        <w:pStyle w:val="FirstParagraph"/>
-        <w:spacing w:line="360" w:lineRule="auto" w:before="60" w:after="60"/>
-        <w:ind w:firstLine="0" w:left="0"/>
-        <w:jc w:val="center"/>
-      </w:pPr>
-      <m:oMathPara>
-        <m:oMathParaPr>
-          <m:jc m:val="center"/>
-        </m:oMathParaPr>
-        <m:oMath>
+          <m:r>
+            <m:t>  </m:t>
+          </m:r>
           <m:sSub>
             <m:e>
               <m:r>
@@ -12191,63 +10856,6 @@
               </m:r>
               <m:r>
                 <m:t>259</m:t>
-              </m:r>
-            </m:num>
-            <m:den>
-              <m:r>
-                <m:t>210</m:t>
-              </m:r>
-              <m:r>
-                <m:rPr>
-                  <m:sty m:val="p"/>
-                </m:rPr>
-                <m:t>,</m:t>
-              </m:r>
-              <m:r>
-                <m:t>946</m:t>
-              </m:r>
-            </m:den>
-          </m:f>
-          <m:r>
-            <m:rPr>
-              <m:sty m:val="p"/>
-            </m:rPr>
-            <m:t>=</m:t>
-          </m:r>
-          <m:f>
-            <m:fPr>
-              <m:type m:val="bar"/>
-            </m:fPr>
-            <m:num>
-              <m:r>
-                <m:t>59190</m:t>
-              </m:r>
-              <m:r>
-                <m:rPr>
-                  <m:sty m:val="p"/>
-                </m:rPr>
-                <m:t>,</m:t>
-              </m:r>
-              <m:r>
-                <m:t>25</m:t>
-              </m:r>
-              <m:r>
-                <m:rPr>
-                  <m:sty m:val="p"/>
-                </m:rPr>
-                <m:t>−</m:t>
-              </m:r>
-              <m:r>
-                <m:t>62150</m:t>
-              </m:r>
-              <m:r>
-                <m:rPr>
-                  <m:sty m:val="p"/>
-                </m:rPr>
-                <m:t>,</m:t>
-              </m:r>
-              <m:r>
-                <m:t>92</m:t>
               </m:r>
             </m:num>
             <m:den>
@@ -12376,22 +10984,6 @@
     <w:p>
       <w:pPr>
         <w:pStyle w:val="FirstParagraph"/>
-        <w:spacing w:line="360" w:lineRule="auto" w:before="0" w:after="0"/>
-        <w:ind w:firstLine="709" w:left="0"/>
-        <w:jc w:val="both"/>
-      </w:pPr>
-      <w:r>
-        <w:rPr>
-          <w:rFonts w:ascii="Times New Roman" w:hAnsi="Times New Roman" w:eastAsia="Times New Roman" w:cs="Times New Roman"/>
-          <w:color w:val="000000"/>
-          <w:sz w:val="28"/>
-        </w:rPr>
-        <w:t xml:space="preserve">Опытные точки и полученные линии регрессии показаны на рисунке 1.</w:t>
-      </w:r>
-    </w:p>
-    <w:p>
-      <w:pPr>
-        <w:pStyle w:val="BodyText"/>
         <w:keepNext/>
         <w:spacing w:line="240" w:lineRule="auto" w:before="120" w:after="120"/>
         <w:ind w:firstLine="0" w:left="0"/>
@@ -12453,11 +11045,11 @@
           <w:color w:val="000000"/>
           <w:sz w:val="28"/>
         </w:rPr>
-        <w:t xml:space="preserve">Рисунок 1 – Зависимость интенсивности выгрузок писем из накопителей МАП-1 от времени непрерывной работы машины</w:t>
+        <w:t xml:space="preserve">Рисунок 1 – Зависимость интенсивности выгрузок от времени непрерывной работы МАП-1</w:t>
       </w:r>
     </w:p>
     <w:bookmarkEnd w:id="32"/>
-    <w:bookmarkStart w:id="36" w:name="Xa057501fb8d8398113f2501b23c1ccc82b1b0e3"/>
+    <w:bookmarkStart w:id="36" w:name="расчётные-значения-п.-3.4"/>
     <w:p>
       <w:pPr>
         <w:keepNext/>
@@ -12472,7 +11064,7 @@
           <w:color w:val="000000"/>
           <w:sz w:val="28"/>
         </w:rPr>
-        <w:t xml:space="preserve">3. Расчётные значения интенсивности и количества выгрузок (п. 3.4 задания)</w:t>
+        <w:t xml:space="preserve">3. Расчётные значения (п. 3.4)</w:t>
       </w:r>
     </w:p>
     <w:p>
@@ -12482,13 +11074,26 @@
         <w:ind w:firstLine="709" w:left="0"/>
         <w:jc w:val="both"/>
       </w:pPr>
+      <m:oMath>
+        <m:r>
+          <m:t>λ</m:t>
+        </m:r>
+      </m:oMath>
       <w:r>
         <w:rPr>
           <w:rFonts w:ascii="Times New Roman" w:hAnsi="Times New Roman" w:eastAsia="Times New Roman" w:cs="Times New Roman"/>
           <w:color w:val="000000"/>
           <w:sz w:val="28"/>
         </w:rPr>
-        <w:t xml:space="preserve">По полученным уравнениям рассчитаны интенсивности выгрузок, а количество выгрузок найдено как</w:t>
+        <w:t xml:space="preserve"> </w:t>
+      </w:r>
+      <w:r>
+        <w:rPr>
+          <w:rFonts w:ascii="Times New Roman" w:hAnsi="Times New Roman" w:eastAsia="Times New Roman" w:cs="Times New Roman"/>
+          <w:color w:val="000000"/>
+          <w:sz w:val="28"/>
+        </w:rPr>
+        <w:t xml:space="preserve">– по полученным уравнениям,</w:t>
       </w:r>
       <w:r>
         <w:rPr>
@@ -12527,22 +11132,687 @@
           <w:color w:val="000000"/>
           <w:sz w:val="28"/>
         </w:rPr>
-        <w:t xml:space="preserve"> </w:t>
-      </w:r>
-      <w:r>
-        <w:rPr>
-          <w:rFonts w:ascii="Times New Roman" w:hAnsi="Times New Roman" w:eastAsia="Times New Roman" w:cs="Times New Roman"/>
-          <w:color w:val="000000"/>
-          <w:sz w:val="28"/>
-        </w:rPr>
-        <w:t xml:space="preserve">(таблица 4).</w:t>
+        <w:t xml:space="preserve">.</w:t>
       </w:r>
     </w:p>
     <w:p>
       <w:pPr>
         <w:pStyle w:val="BodyText"/>
         <w:keepNext/>
-        <w:spacing w:line="240" w:lineRule="auto" w:before="120" w:after="120"/>
+        <w:spacing w:line="360" w:lineRule="auto" w:before="120" w:after="0"/>
+        <w:ind w:firstLine="0" w:left="0"/>
+        <w:jc w:val="left"/>
+      </w:pPr>
+      <w:r>
+        <w:rPr>
+          <w:rFonts w:ascii="Times New Roman" w:hAnsi="Times New Roman" w:eastAsia="Times New Roman" w:cs="Times New Roman"/>
+          <w:color w:val="000000"/>
+          <w:sz w:val="28"/>
+        </w:rPr>
+        <w:t xml:space="preserve">Таблица 4 – Расчётные значения интенсивности и количества выгрузок писем из накопителей МАП-1</w:t>
+      </w:r>
+    </w:p>
+    <w:tbl>
+      <w:tblPr>
+        <w:tblStyle w:val="Table"/>
+        <w:tblW w:type="auto" w:w="0"/>
+        <w:jc w:val="center"/>
+        <w:tblLook w:firstRow="1" w:lastRow="0" w:firstColumn="0" w:lastColumn="0" w:noHBand="0" w:noVBand="0" w:val="0020"/>
+        <w:tblBorders>
+          <w:top w:val="single" w:sz="4" w:color="000000"/>
+          <w:left w:val="single" w:sz="4" w:color="000000"/>
+          <w:bottom w:val="single" w:sz="4" w:color="000000"/>
+          <w:right w:val="single" w:sz="4" w:color="000000"/>
+          <w:insideH w:val="single" w:sz="4" w:color="000000"/>
+          <w:insideV w:val="single" w:sz="4" w:color="000000"/>
+        </w:tblBorders>
+      </w:tblPr>
+      <w:tblGrid>
+        <w:gridCol w:w="1584"/>
+        <w:gridCol w:w="1584"/>
+        <w:gridCol w:w="1584"/>
+        <w:gridCol w:w="1584"/>
+        <w:gridCol w:w="1584"/>
+      </w:tblGrid>
+      <w:tr>
+        <w:trPr>
+          <w:tblHeader w:val="true"/>
+        </w:trPr>
+        <w:tc>
+          <w:tcPr/>
+          <w:p>
+            <w:pPr>
+              <w:pStyle w:val="Compact"/>
+              <w:spacing w:line="240" w:lineRule="auto" w:before="0" w:after="0"/>
+              <w:ind w:firstLine="0" w:left="0"/>
+              <w:jc w:val="center"/>
+            </w:pPr>
+            <m:oMath>
+              <m:r>
+                <m:t>t</m:t>
+              </m:r>
+            </m:oMath>
+            <w:r>
+              <w:rPr>
+                <w:rFonts w:ascii="Times New Roman" w:hAnsi="Times New Roman" w:eastAsia="Times New Roman" w:cs="Times New Roman"/>
+                <w:b/>
+                <w:color w:val="000000"/>
+                <w:sz w:val="24"/>
+              </w:rPr>
+              <w:t xml:space="preserve">, ч</w:t>
+            </w:r>
+          </w:p>
+        </w:tc>
+        <w:tc>
+          <w:tcPr/>
+          <w:p>
+            <w:pPr>
+              <w:pStyle w:val="Compact"/>
+              <w:spacing w:line="240" w:lineRule="auto" w:before="0" w:after="0"/>
+              <w:ind w:firstLine="0" w:left="0"/>
+              <w:jc w:val="center"/>
+            </w:pPr>
+            <m:oMath>
+              <m:sSub>
+                <m:e>
+                  <m:r>
+                    <m:t>λ</m:t>
+                  </m:r>
+                </m:e>
+                <m:sub>
+                  <m:r>
+                    <m:t>б</m:t>
+                  </m:r>
+                </m:sub>
+              </m:sSub>
+            </m:oMath>
+            <w:r>
+              <w:rPr>
+                <w:rFonts w:ascii="Times New Roman" w:hAnsi="Times New Roman" w:eastAsia="Times New Roman" w:cs="Times New Roman"/>
+                <w:b/>
+                <w:color w:val="000000"/>
+                <w:sz w:val="24"/>
+              </w:rPr>
+              <w:t xml:space="preserve">, 1/ч</w:t>
+            </w:r>
+          </w:p>
+        </w:tc>
+        <w:tc>
+          <w:tcPr/>
+          <w:p>
+            <w:pPr>
+              <w:pStyle w:val="Compact"/>
+              <w:spacing w:line="240" w:lineRule="auto" w:before="0" w:after="0"/>
+              <w:ind w:firstLine="0" w:left="0"/>
+              <w:jc w:val="center"/>
+            </w:pPr>
+            <m:oMath>
+              <m:sSub>
+                <m:e>
+                  <m:r>
+                    <m:t>λ</m:t>
+                  </m:r>
+                </m:e>
+                <m:sub>
+                  <m:r>
+                    <m:t>м</m:t>
+                  </m:r>
+                </m:sub>
+              </m:sSub>
+            </m:oMath>
+            <w:r>
+              <w:rPr>
+                <w:rFonts w:ascii="Times New Roman" w:hAnsi="Times New Roman" w:eastAsia="Times New Roman" w:cs="Times New Roman"/>
+                <w:b/>
+                <w:color w:val="000000"/>
+                <w:sz w:val="24"/>
+              </w:rPr>
+              <w:t xml:space="preserve">, 1/ч</w:t>
+            </w:r>
+          </w:p>
+        </w:tc>
+        <w:tc>
+          <w:tcPr/>
+          <w:p>
+            <w:pPr>
+              <w:pStyle w:val="Compact"/>
+              <w:spacing w:line="240" w:lineRule="auto" w:before="0" w:after="0"/>
+              <w:ind w:firstLine="0" w:left="0"/>
+              <w:jc w:val="center"/>
+            </w:pPr>
+            <m:oMath>
+              <m:sSub>
+                <m:e>
+                  <m:r>
+                    <m:t>B</m:t>
+                  </m:r>
+                </m:e>
+                <m:sub>
+                  <m:r>
+                    <m:t>б</m:t>
+                  </m:r>
+                </m:sub>
+              </m:sSub>
+            </m:oMath>
+          </w:p>
+        </w:tc>
+        <w:tc>
+          <w:tcPr/>
+          <w:p>
+            <w:pPr>
+              <w:pStyle w:val="Compact"/>
+              <w:spacing w:line="240" w:lineRule="auto" w:before="0" w:after="0"/>
+              <w:ind w:firstLine="0" w:left="0"/>
+              <w:jc w:val="center"/>
+            </w:pPr>
+            <m:oMath>
+              <m:sSub>
+                <m:e>
+                  <m:r>
+                    <m:t>B</m:t>
+                  </m:r>
+                </m:e>
+                <m:sub>
+                  <m:r>
+                    <m:t>м</m:t>
+                  </m:r>
+                </m:sub>
+              </m:sSub>
+            </m:oMath>
+          </w:p>
+        </w:tc>
+      </w:tr>
+      <w:tr>
+        <w:tc>
+          <w:tcPr/>
+          <w:p>
+            <w:pPr>
+              <w:pStyle w:val="Compact"/>
+              <w:spacing w:line="240" w:lineRule="auto" w:before="0" w:after="0"/>
+              <w:ind w:firstLine="0" w:left="0"/>
+              <w:jc w:val="center"/>
+            </w:pPr>
+            <w:r>
+              <w:rPr>
+                <w:rFonts w:ascii="Times New Roman" w:hAnsi="Times New Roman" w:eastAsia="Times New Roman" w:cs="Times New Roman"/>
+                <w:color w:val="000000"/>
+                <w:sz w:val="24"/>
+              </w:rPr>
+              <w:t xml:space="preserve">2</w:t>
+            </w:r>
+          </w:p>
+        </w:tc>
+        <w:tc>
+          <w:tcPr/>
+          <w:p>
+            <w:pPr>
+              <w:pStyle w:val="Compact"/>
+              <w:spacing w:line="240" w:lineRule="auto" w:before="0" w:after="0"/>
+              <w:ind w:firstLine="0" w:left="0"/>
+              <w:jc w:val="center"/>
+            </w:pPr>
+            <w:r>
+              <w:rPr>
+                <w:rFonts w:ascii="Times New Roman" w:hAnsi="Times New Roman" w:eastAsia="Times New Roman" w:cs="Times New Roman"/>
+                <w:color w:val="000000"/>
+                <w:sz w:val="24"/>
+              </w:rPr>
+              <w:t xml:space="preserve">29,4</w:t>
+            </w:r>
+          </w:p>
+        </w:tc>
+        <w:tc>
+          <w:tcPr/>
+          <w:p>
+            <w:pPr>
+              <w:pStyle w:val="Compact"/>
+              <w:spacing w:line="240" w:lineRule="auto" w:before="0" w:after="0"/>
+              <w:ind w:firstLine="0" w:left="0"/>
+              <w:jc w:val="center"/>
+            </w:pPr>
+            <w:r>
+              <w:rPr>
+                <w:rFonts w:ascii="Times New Roman" w:hAnsi="Times New Roman" w:eastAsia="Times New Roman" w:cs="Times New Roman"/>
+                <w:color w:val="000000"/>
+                <w:sz w:val="24"/>
+              </w:rPr>
+              <w:t xml:space="preserve">136,1</w:t>
+            </w:r>
+          </w:p>
+        </w:tc>
+        <w:tc>
+          <w:tcPr/>
+          <w:p>
+            <w:pPr>
+              <w:pStyle w:val="Compact"/>
+              <w:spacing w:line="240" w:lineRule="auto" w:before="0" w:after="0"/>
+              <w:ind w:firstLine="0" w:left="0"/>
+              <w:jc w:val="center"/>
+            </w:pPr>
+            <w:r>
+              <w:rPr>
+                <w:rFonts w:ascii="Times New Roman" w:hAnsi="Times New Roman" w:eastAsia="Times New Roman" w:cs="Times New Roman"/>
+                <w:color w:val="000000"/>
+                <w:sz w:val="24"/>
+              </w:rPr>
+              <w:t xml:space="preserve">59</w:t>
+            </w:r>
+          </w:p>
+        </w:tc>
+        <w:tc>
+          <w:tcPr/>
+          <w:p>
+            <w:pPr>
+              <w:pStyle w:val="Compact"/>
+              <w:spacing w:line="240" w:lineRule="auto" w:before="0" w:after="0"/>
+              <w:ind w:firstLine="0" w:left="0"/>
+              <w:jc w:val="center"/>
+            </w:pPr>
+            <w:r>
+              <w:rPr>
+                <w:rFonts w:ascii="Times New Roman" w:hAnsi="Times New Roman" w:eastAsia="Times New Roman" w:cs="Times New Roman"/>
+                <w:color w:val="000000"/>
+                <w:sz w:val="24"/>
+              </w:rPr>
+              <w:t xml:space="preserve">272</w:t>
+            </w:r>
+          </w:p>
+        </w:tc>
+      </w:tr>
+      <w:tr>
+        <w:tc>
+          <w:tcPr/>
+          <w:p>
+            <w:pPr>
+              <w:pStyle w:val="Compact"/>
+              <w:spacing w:line="240" w:lineRule="auto" w:before="0" w:after="0"/>
+              <w:ind w:firstLine="0" w:left="0"/>
+              <w:jc w:val="center"/>
+            </w:pPr>
+            <w:r>
+              <w:rPr>
+                <w:rFonts w:ascii="Times New Roman" w:hAnsi="Times New Roman" w:eastAsia="Times New Roman" w:cs="Times New Roman"/>
+                <w:color w:val="000000"/>
+                <w:sz w:val="24"/>
+              </w:rPr>
+              <w:t xml:space="preserve">3</w:t>
+            </w:r>
+          </w:p>
+        </w:tc>
+        <w:tc>
+          <w:tcPr/>
+          <w:p>
+            <w:pPr>
+              <w:pStyle w:val="Compact"/>
+              <w:spacing w:line="240" w:lineRule="auto" w:before="0" w:after="0"/>
+              <w:ind w:firstLine="0" w:left="0"/>
+              <w:jc w:val="center"/>
+            </w:pPr>
+            <w:r>
+              <w:rPr>
+                <w:rFonts w:ascii="Times New Roman" w:hAnsi="Times New Roman" w:eastAsia="Times New Roman" w:cs="Times New Roman"/>
+                <w:color w:val="000000"/>
+                <w:sz w:val="24"/>
+              </w:rPr>
+              <w:t xml:space="preserve">27,1</w:t>
+            </w:r>
+          </w:p>
+        </w:tc>
+        <w:tc>
+          <w:tcPr/>
+          <w:p>
+            <w:pPr>
+              <w:pStyle w:val="Compact"/>
+              <w:spacing w:line="240" w:lineRule="auto" w:before="0" w:after="0"/>
+              <w:ind w:firstLine="0" w:left="0"/>
+              <w:jc w:val="center"/>
+            </w:pPr>
+            <w:r>
+              <w:rPr>
+                <w:rFonts w:ascii="Times New Roman" w:hAnsi="Times New Roman" w:eastAsia="Times New Roman" w:cs="Times New Roman"/>
+                <w:color w:val="000000"/>
+                <w:sz w:val="24"/>
+              </w:rPr>
+              <w:t xml:space="preserve">122,1</w:t>
+            </w:r>
+          </w:p>
+        </w:tc>
+        <w:tc>
+          <w:tcPr/>
+          <w:p>
+            <w:pPr>
+              <w:pStyle w:val="Compact"/>
+              <w:spacing w:line="240" w:lineRule="auto" w:before="0" w:after="0"/>
+              <w:ind w:firstLine="0" w:left="0"/>
+              <w:jc w:val="center"/>
+            </w:pPr>
+            <w:r>
+              <w:rPr>
+                <w:rFonts w:ascii="Times New Roman" w:hAnsi="Times New Roman" w:eastAsia="Times New Roman" w:cs="Times New Roman"/>
+                <w:color w:val="000000"/>
+                <w:sz w:val="24"/>
+              </w:rPr>
+              <w:t xml:space="preserve">81</w:t>
+            </w:r>
+          </w:p>
+        </w:tc>
+        <w:tc>
+          <w:tcPr/>
+          <w:p>
+            <w:pPr>
+              <w:pStyle w:val="Compact"/>
+              <w:spacing w:line="240" w:lineRule="auto" w:before="0" w:after="0"/>
+              <w:ind w:firstLine="0" w:left="0"/>
+              <w:jc w:val="center"/>
+            </w:pPr>
+            <w:r>
+              <w:rPr>
+                <w:rFonts w:ascii="Times New Roman" w:hAnsi="Times New Roman" w:eastAsia="Times New Roman" w:cs="Times New Roman"/>
+                <w:color w:val="000000"/>
+                <w:sz w:val="24"/>
+              </w:rPr>
+              <w:t xml:space="preserve">366</w:t>
+            </w:r>
+          </w:p>
+        </w:tc>
+      </w:tr>
+      <w:tr>
+        <w:tc>
+          <w:tcPr/>
+          <w:p>
+            <w:pPr>
+              <w:pStyle w:val="Compact"/>
+              <w:spacing w:line="240" w:lineRule="auto" w:before="0" w:after="0"/>
+              <w:ind w:firstLine="0" w:left="0"/>
+              <w:jc w:val="center"/>
+            </w:pPr>
+            <w:r>
+              <w:rPr>
+                <w:rFonts w:ascii="Times New Roman" w:hAnsi="Times New Roman" w:eastAsia="Times New Roman" w:cs="Times New Roman"/>
+                <w:color w:val="000000"/>
+                <w:sz w:val="24"/>
+              </w:rPr>
+              <w:t xml:space="preserve">4</w:t>
+            </w:r>
+          </w:p>
+        </w:tc>
+        <w:tc>
+          <w:tcPr/>
+          <w:p>
+            <w:pPr>
+              <w:pStyle w:val="Compact"/>
+              <w:spacing w:line="240" w:lineRule="auto" w:before="0" w:after="0"/>
+              <w:ind w:firstLine="0" w:left="0"/>
+              <w:jc w:val="center"/>
+            </w:pPr>
+            <w:r>
+              <w:rPr>
+                <w:rFonts w:ascii="Times New Roman" w:hAnsi="Times New Roman" w:eastAsia="Times New Roman" w:cs="Times New Roman"/>
+                <w:color w:val="000000"/>
+                <w:sz w:val="24"/>
+              </w:rPr>
+              <w:t xml:space="preserve">24,9</w:t>
+            </w:r>
+          </w:p>
+        </w:tc>
+        <w:tc>
+          <w:tcPr/>
+          <w:p>
+            <w:pPr>
+              <w:pStyle w:val="Compact"/>
+              <w:spacing w:line="240" w:lineRule="auto" w:before="0" w:after="0"/>
+              <w:ind w:firstLine="0" w:left="0"/>
+              <w:jc w:val="center"/>
+            </w:pPr>
+            <w:r>
+              <w:rPr>
+                <w:rFonts w:ascii="Times New Roman" w:hAnsi="Times New Roman" w:eastAsia="Times New Roman" w:cs="Times New Roman"/>
+                <w:color w:val="000000"/>
+                <w:sz w:val="24"/>
+              </w:rPr>
+              <w:t xml:space="preserve">108,0</w:t>
+            </w:r>
+          </w:p>
+        </w:tc>
+        <w:tc>
+          <w:tcPr/>
+          <w:p>
+            <w:pPr>
+              <w:pStyle w:val="Compact"/>
+              <w:spacing w:line="240" w:lineRule="auto" w:before="0" w:after="0"/>
+              <w:ind w:firstLine="0" w:left="0"/>
+              <w:jc w:val="center"/>
+            </w:pPr>
+            <w:r>
+              <w:rPr>
+                <w:rFonts w:ascii="Times New Roman" w:hAnsi="Times New Roman" w:eastAsia="Times New Roman" w:cs="Times New Roman"/>
+                <w:color w:val="000000"/>
+                <w:sz w:val="24"/>
+              </w:rPr>
+              <w:t xml:space="preserve">99</w:t>
+            </w:r>
+          </w:p>
+        </w:tc>
+        <w:tc>
+          <w:tcPr/>
+          <w:p>
+            <w:pPr>
+              <w:pStyle w:val="Compact"/>
+              <w:spacing w:line="240" w:lineRule="auto" w:before="0" w:after="0"/>
+              <w:ind w:firstLine="0" w:left="0"/>
+              <w:jc w:val="center"/>
+            </w:pPr>
+            <w:r>
+              <w:rPr>
+                <w:rFonts w:ascii="Times New Roman" w:hAnsi="Times New Roman" w:eastAsia="Times New Roman" w:cs="Times New Roman"/>
+                <w:color w:val="000000"/>
+                <w:sz w:val="24"/>
+              </w:rPr>
+              <w:t xml:space="preserve">432</w:t>
+            </w:r>
+          </w:p>
+        </w:tc>
+      </w:tr>
+      <w:tr>
+        <w:tc>
+          <w:tcPr/>
+          <w:p>
+            <w:pPr>
+              <w:pStyle w:val="Compact"/>
+              <w:spacing w:line="240" w:lineRule="auto" w:before="0" w:after="0"/>
+              <w:ind w:firstLine="0" w:left="0"/>
+              <w:jc w:val="center"/>
+            </w:pPr>
+            <w:r>
+              <w:rPr>
+                <w:rFonts w:ascii="Times New Roman" w:hAnsi="Times New Roman" w:eastAsia="Times New Roman" w:cs="Times New Roman"/>
+                <w:color w:val="000000"/>
+                <w:sz w:val="24"/>
+              </w:rPr>
+              <w:t xml:space="preserve">5</w:t>
+            </w:r>
+          </w:p>
+        </w:tc>
+        <w:tc>
+          <w:tcPr/>
+          <w:p>
+            <w:pPr>
+              <w:pStyle w:val="Compact"/>
+              <w:spacing w:line="240" w:lineRule="auto" w:before="0" w:after="0"/>
+              <w:ind w:firstLine="0" w:left="0"/>
+              <w:jc w:val="center"/>
+            </w:pPr>
+            <w:r>
+              <w:rPr>
+                <w:rFonts w:ascii="Times New Roman" w:hAnsi="Times New Roman" w:eastAsia="Times New Roman" w:cs="Times New Roman"/>
+                <w:color w:val="000000"/>
+                <w:sz w:val="24"/>
+              </w:rPr>
+              <w:t xml:space="preserve">22,6</w:t>
+            </w:r>
+          </w:p>
+        </w:tc>
+        <w:tc>
+          <w:tcPr/>
+          <w:p>
+            <w:pPr>
+              <w:pStyle w:val="Compact"/>
+              <w:spacing w:line="240" w:lineRule="auto" w:before="0" w:after="0"/>
+              <w:ind w:firstLine="0" w:left="0"/>
+              <w:jc w:val="center"/>
+            </w:pPr>
+            <w:r>
+              <w:rPr>
+                <w:rFonts w:ascii="Times New Roman" w:hAnsi="Times New Roman" w:eastAsia="Times New Roman" w:cs="Times New Roman"/>
+                <w:color w:val="000000"/>
+                <w:sz w:val="24"/>
+              </w:rPr>
+              <w:t xml:space="preserve">94,0</w:t>
+            </w:r>
+          </w:p>
+        </w:tc>
+        <w:tc>
+          <w:tcPr/>
+          <w:p>
+            <w:pPr>
+              <w:pStyle w:val="Compact"/>
+              <w:spacing w:line="240" w:lineRule="auto" w:before="0" w:after="0"/>
+              <w:ind w:firstLine="0" w:left="0"/>
+              <w:jc w:val="center"/>
+            </w:pPr>
+            <w:r>
+              <w:rPr>
+                <w:rFonts w:ascii="Times New Roman" w:hAnsi="Times New Roman" w:eastAsia="Times New Roman" w:cs="Times New Roman"/>
+                <w:color w:val="000000"/>
+                <w:sz w:val="24"/>
+              </w:rPr>
+              <w:t xml:space="preserve">113</w:t>
+            </w:r>
+          </w:p>
+        </w:tc>
+        <w:tc>
+          <w:tcPr/>
+          <w:p>
+            <w:pPr>
+              <w:pStyle w:val="Compact"/>
+              <w:spacing w:line="240" w:lineRule="auto" w:before="0" w:after="0"/>
+              <w:ind w:firstLine="0" w:left="0"/>
+              <w:jc w:val="center"/>
+            </w:pPr>
+            <w:r>
+              <w:rPr>
+                <w:rFonts w:ascii="Times New Roman" w:hAnsi="Times New Roman" w:eastAsia="Times New Roman" w:cs="Times New Roman"/>
+                <w:color w:val="000000"/>
+                <w:sz w:val="24"/>
+              </w:rPr>
+              <w:t xml:space="preserve">470</w:t>
+            </w:r>
+          </w:p>
+        </w:tc>
+      </w:tr>
+      <w:tr>
+        <w:tc>
+          <w:tcPr/>
+          <w:p>
+            <w:pPr>
+              <w:pStyle w:val="Compact"/>
+              <w:spacing w:line="240" w:lineRule="auto" w:before="0" w:after="0"/>
+              <w:ind w:firstLine="0" w:left="0"/>
+              <w:jc w:val="center"/>
+            </w:pPr>
+            <w:r>
+              <w:rPr>
+                <w:rFonts w:ascii="Times New Roman" w:hAnsi="Times New Roman" w:eastAsia="Times New Roman" w:cs="Times New Roman"/>
+                <w:color w:val="000000"/>
+                <w:sz w:val="24"/>
+              </w:rPr>
+              <w:t xml:space="preserve">6</w:t>
+            </w:r>
+          </w:p>
+        </w:tc>
+        <w:tc>
+          <w:tcPr/>
+          <w:p>
+            <w:pPr>
+              <w:pStyle w:val="Compact"/>
+              <w:spacing w:line="240" w:lineRule="auto" w:before="0" w:after="0"/>
+              <w:ind w:firstLine="0" w:left="0"/>
+              <w:jc w:val="center"/>
+            </w:pPr>
+            <w:r>
+              <w:rPr>
+                <w:rFonts w:ascii="Times New Roman" w:hAnsi="Times New Roman" w:eastAsia="Times New Roman" w:cs="Times New Roman"/>
+                <w:color w:val="000000"/>
+                <w:sz w:val="24"/>
+              </w:rPr>
+              <w:t xml:space="preserve">20,3</w:t>
+            </w:r>
+          </w:p>
+        </w:tc>
+        <w:tc>
+          <w:tcPr/>
+          <w:p>
+            <w:pPr>
+              <w:pStyle w:val="Compact"/>
+              <w:spacing w:line="240" w:lineRule="auto" w:before="0" w:after="0"/>
+              <w:ind w:firstLine="0" w:left="0"/>
+              <w:jc w:val="center"/>
+            </w:pPr>
+            <w:r>
+              <w:rPr>
+                <w:rFonts w:ascii="Times New Roman" w:hAnsi="Times New Roman" w:eastAsia="Times New Roman" w:cs="Times New Roman"/>
+                <w:color w:val="000000"/>
+                <w:sz w:val="24"/>
+              </w:rPr>
+              <w:t xml:space="preserve">80,0</w:t>
+            </w:r>
+          </w:p>
+        </w:tc>
+        <w:tc>
+          <w:tcPr/>
+          <w:p>
+            <w:pPr>
+              <w:pStyle w:val="Compact"/>
+              <w:spacing w:line="240" w:lineRule="auto" w:before="0" w:after="0"/>
+              <w:ind w:firstLine="0" w:left="0"/>
+              <w:jc w:val="center"/>
+            </w:pPr>
+            <w:r>
+              <w:rPr>
+                <w:rFonts w:ascii="Times New Roman" w:hAnsi="Times New Roman" w:eastAsia="Times New Roman" w:cs="Times New Roman"/>
+                <w:color w:val="000000"/>
+                <w:sz w:val="24"/>
+              </w:rPr>
+              <w:t xml:space="preserve">122</w:t>
+            </w:r>
+          </w:p>
+        </w:tc>
+        <w:tc>
+          <w:tcPr/>
+          <w:p>
+            <w:pPr>
+              <w:pStyle w:val="Compact"/>
+              <w:spacing w:line="240" w:lineRule="auto" w:before="0" w:after="0"/>
+              <w:ind w:firstLine="0" w:left="0"/>
+              <w:jc w:val="center"/>
+            </w:pPr>
+            <w:r>
+              <w:rPr>
+                <w:rFonts w:ascii="Times New Roman" w:hAnsi="Times New Roman" w:eastAsia="Times New Roman" w:cs="Times New Roman"/>
+                <w:color w:val="000000"/>
+                <w:sz w:val="24"/>
+              </w:rPr>
+              <w:t xml:space="preserve">480</w:t>
+            </w:r>
+          </w:p>
+        </w:tc>
+      </w:tr>
+    </w:tbl>
+    <w:p>
+      <w:pPr>
+        <w:pStyle w:val="BodyText"/>
+        <w:keepNext/>
+        <w:spacing w:line="240" w:lineRule="auto" w:before="160" w:after="120"/>
         <w:ind w:firstLine="0" w:left="0"/>
         <w:jc w:val="center"/>
       </w:pPr>
@@ -12589,789 +11859,8 @@
         </w:drawing>
       </w:r>
     </w:p>
-    <w:p>
-      <w:pPr>
-        <w:pStyle w:val="BodyText"/>
-        <w:keepNext/>
-        <w:spacing w:line="360" w:lineRule="auto" w:before="120" w:after="0"/>
-        <w:ind w:firstLine="0" w:left="0"/>
-        <w:jc w:val="left"/>
-      </w:pPr>
-      <w:r>
-        <w:rPr>
-          <w:rFonts w:ascii="Times New Roman" w:hAnsi="Times New Roman" w:eastAsia="Times New Roman" w:cs="Times New Roman"/>
-          <w:color w:val="000000"/>
-          <w:sz w:val="28"/>
-        </w:rPr>
-        <w:t xml:space="preserve">Таблица 4 – Расчётные значения интенсивности и количества выгрузок писем из накопителей МАП-1 в зависимости от времени непрерывной работы</w:t>
-      </w:r>
-    </w:p>
-    <w:tbl>
-      <w:tblPr>
-        <w:tblStyle w:val="Table"/>
-        <w:tblW w:type="auto" w:w="0"/>
-        <w:jc w:val="center"/>
-        <w:tblLook w:firstRow="1" w:lastRow="0" w:firstColumn="0" w:lastColumn="0" w:noHBand="0" w:noVBand="0" w:val="0020"/>
-        <w:tblBorders>
-          <w:top w:val="single" w:sz="4" w:color="000000"/>
-          <w:left w:val="single" w:sz="4" w:color="000000"/>
-          <w:bottom w:val="single" w:sz="4" w:color="000000"/>
-          <w:right w:val="single" w:sz="4" w:color="000000"/>
-          <w:insideH w:val="single" w:sz="4" w:color="000000"/>
-          <w:insideV w:val="single" w:sz="4" w:color="000000"/>
-        </w:tblBorders>
-      </w:tblPr>
-      <w:tblGrid>
-        <w:gridCol w:w="1584"/>
-        <w:gridCol w:w="1584"/>
-        <w:gridCol w:w="1584"/>
-        <w:gridCol w:w="1584"/>
-        <w:gridCol w:w="1584"/>
-      </w:tblGrid>
-      <w:tr>
-        <w:trPr>
-          <w:tblHeader w:val="true"/>
-        </w:trPr>
-        <w:tc>
-          <w:tcPr/>
-          <w:p>
-            <w:pPr>
-              <w:pStyle w:val="Compact"/>
-              <w:spacing w:line="240" w:lineRule="auto" w:before="0" w:after="0"/>
-              <w:ind w:firstLine="0" w:left="0"/>
-              <w:jc w:val="center"/>
-            </w:pPr>
-            <m:oMath>
-              <m:r>
-                <m:t>t</m:t>
-              </m:r>
-            </m:oMath>
-            <w:r>
-              <w:rPr>
-                <w:rFonts w:ascii="Times New Roman" w:hAnsi="Times New Roman" w:eastAsia="Times New Roman" w:cs="Times New Roman"/>
-                <w:b/>
-                <w:color w:val="000000"/>
-                <w:sz w:val="24"/>
-              </w:rPr>
-              <w:t xml:space="preserve">, ч</w:t>
-            </w:r>
-          </w:p>
-        </w:tc>
-        <w:tc>
-          <w:tcPr/>
-          <w:p>
-            <w:pPr>
-              <w:pStyle w:val="Compact"/>
-              <w:spacing w:line="240" w:lineRule="auto" w:before="0" w:after="0"/>
-              <w:ind w:firstLine="0" w:left="0"/>
-              <w:jc w:val="center"/>
-            </w:pPr>
-            <m:oMath>
-              <m:sSub>
-                <m:e>
-                  <m:r>
-                    <m:t>λ</m:t>
-                  </m:r>
-                </m:e>
-                <m:sub>
-                  <m:r>
-                    <m:t>б</m:t>
-                  </m:r>
-                </m:sub>
-              </m:sSub>
-            </m:oMath>
-            <w:r>
-              <w:rPr>
-                <w:rFonts w:ascii="Times New Roman" w:hAnsi="Times New Roman" w:eastAsia="Times New Roman" w:cs="Times New Roman"/>
-                <w:b/>
-                <w:color w:val="000000"/>
-                <w:sz w:val="24"/>
-              </w:rPr>
-              <w:t xml:space="preserve">, 1/ч</w:t>
-            </w:r>
-          </w:p>
-        </w:tc>
-        <w:tc>
-          <w:tcPr/>
-          <w:p>
-            <w:pPr>
-              <w:pStyle w:val="Compact"/>
-              <w:spacing w:line="240" w:lineRule="auto" w:before="0" w:after="0"/>
-              <w:ind w:firstLine="0" w:left="0"/>
-              <w:jc w:val="center"/>
-            </w:pPr>
-            <m:oMath>
-              <m:sSub>
-                <m:e>
-                  <m:r>
-                    <m:t>λ</m:t>
-                  </m:r>
-                </m:e>
-                <m:sub>
-                  <m:r>
-                    <m:t>м</m:t>
-                  </m:r>
-                </m:sub>
-              </m:sSub>
-            </m:oMath>
-            <w:r>
-              <w:rPr>
-                <w:rFonts w:ascii="Times New Roman" w:hAnsi="Times New Roman" w:eastAsia="Times New Roman" w:cs="Times New Roman"/>
-                <w:b/>
-                <w:color w:val="000000"/>
-                <w:sz w:val="24"/>
-              </w:rPr>
-              <w:t xml:space="preserve">, 1/ч</w:t>
-            </w:r>
-          </w:p>
-        </w:tc>
-        <w:tc>
-          <w:tcPr/>
-          <w:p>
-            <w:pPr>
-              <w:pStyle w:val="Compact"/>
-              <w:spacing w:line="240" w:lineRule="auto" w:before="0" w:after="0"/>
-              <w:ind w:firstLine="0" w:left="0"/>
-              <w:jc w:val="center"/>
-            </w:pPr>
-            <m:oMath>
-              <m:sSub>
-                <m:e>
-                  <m:r>
-                    <m:t>B</m:t>
-                  </m:r>
-                </m:e>
-                <m:sub>
-                  <m:r>
-                    <m:t>б</m:t>
-                  </m:r>
-                </m:sub>
-              </m:sSub>
-            </m:oMath>
-          </w:p>
-        </w:tc>
-        <w:tc>
-          <w:tcPr/>
-          <w:p>
-            <w:pPr>
-              <w:pStyle w:val="Compact"/>
-              <w:spacing w:line="240" w:lineRule="auto" w:before="0" w:after="0"/>
-              <w:ind w:firstLine="0" w:left="0"/>
-              <w:jc w:val="center"/>
-            </w:pPr>
-            <m:oMath>
-              <m:sSub>
-                <m:e>
-                  <m:r>
-                    <m:t>B</m:t>
-                  </m:r>
-                </m:e>
-                <m:sub>
-                  <m:r>
-                    <m:t>м</m:t>
-                  </m:r>
-                </m:sub>
-              </m:sSub>
-            </m:oMath>
-          </w:p>
-        </w:tc>
-      </w:tr>
-      <w:tr>
-        <w:tc>
-          <w:tcPr/>
-          <w:p>
-            <w:pPr>
-              <w:pStyle w:val="Compact"/>
-              <w:spacing w:line="240" w:lineRule="auto" w:before="0" w:after="0"/>
-              <w:ind w:firstLine="0" w:left="0"/>
-              <w:jc w:val="center"/>
-            </w:pPr>
-            <w:r>
-              <w:rPr>
-                <w:rFonts w:ascii="Times New Roman" w:hAnsi="Times New Roman" w:eastAsia="Times New Roman" w:cs="Times New Roman"/>
-                <w:color w:val="000000"/>
-                <w:sz w:val="24"/>
-              </w:rPr>
-              <w:t xml:space="preserve">2</w:t>
-            </w:r>
-          </w:p>
-        </w:tc>
-        <w:tc>
-          <w:tcPr/>
-          <w:p>
-            <w:pPr>
-              <w:pStyle w:val="Compact"/>
-              <w:spacing w:line="240" w:lineRule="auto" w:before="0" w:after="0"/>
-              <w:ind w:firstLine="0" w:left="0"/>
-              <w:jc w:val="center"/>
-            </w:pPr>
-            <w:r>
-              <w:rPr>
-                <w:rFonts w:ascii="Times New Roman" w:hAnsi="Times New Roman" w:eastAsia="Times New Roman" w:cs="Times New Roman"/>
-                <w:color w:val="000000"/>
-                <w:sz w:val="24"/>
-              </w:rPr>
-              <w:t xml:space="preserve">29,4</w:t>
-            </w:r>
-          </w:p>
-        </w:tc>
-        <w:tc>
-          <w:tcPr/>
-          <w:p>
-            <w:pPr>
-              <w:pStyle w:val="Compact"/>
-              <w:spacing w:line="240" w:lineRule="auto" w:before="0" w:after="0"/>
-              <w:ind w:firstLine="0" w:left="0"/>
-              <w:jc w:val="center"/>
-            </w:pPr>
-            <w:r>
-              <w:rPr>
-                <w:rFonts w:ascii="Times New Roman" w:hAnsi="Times New Roman" w:eastAsia="Times New Roman" w:cs="Times New Roman"/>
-                <w:color w:val="000000"/>
-                <w:sz w:val="24"/>
-              </w:rPr>
-              <w:t xml:space="preserve">136,1</w:t>
-            </w:r>
-          </w:p>
-        </w:tc>
-        <w:tc>
-          <w:tcPr/>
-          <w:p>
-            <w:pPr>
-              <w:pStyle w:val="Compact"/>
-              <w:spacing w:line="240" w:lineRule="auto" w:before="0" w:after="0"/>
-              <w:ind w:firstLine="0" w:left="0"/>
-              <w:jc w:val="center"/>
-            </w:pPr>
-            <w:r>
-              <w:rPr>
-                <w:rFonts w:ascii="Times New Roman" w:hAnsi="Times New Roman" w:eastAsia="Times New Roman" w:cs="Times New Roman"/>
-                <w:color w:val="000000"/>
-                <w:sz w:val="24"/>
-              </w:rPr>
-              <w:t xml:space="preserve">59</w:t>
-            </w:r>
-          </w:p>
-        </w:tc>
-        <w:tc>
-          <w:tcPr/>
-          <w:p>
-            <w:pPr>
-              <w:pStyle w:val="Compact"/>
-              <w:spacing w:line="240" w:lineRule="auto" w:before="0" w:after="0"/>
-              <w:ind w:firstLine="0" w:left="0"/>
-              <w:jc w:val="center"/>
-            </w:pPr>
-            <w:r>
-              <w:rPr>
-                <w:rFonts w:ascii="Times New Roman" w:hAnsi="Times New Roman" w:eastAsia="Times New Roman" w:cs="Times New Roman"/>
-                <w:color w:val="000000"/>
-                <w:sz w:val="24"/>
-              </w:rPr>
-              <w:t xml:space="preserve">272</w:t>
-            </w:r>
-          </w:p>
-        </w:tc>
-      </w:tr>
-      <w:tr>
-        <w:tc>
-          <w:tcPr/>
-          <w:p>
-            <w:pPr>
-              <w:pStyle w:val="Compact"/>
-              <w:spacing w:line="240" w:lineRule="auto" w:before="0" w:after="0"/>
-              <w:ind w:firstLine="0" w:left="0"/>
-              <w:jc w:val="center"/>
-            </w:pPr>
-            <w:r>
-              <w:rPr>
-                <w:rFonts w:ascii="Times New Roman" w:hAnsi="Times New Roman" w:eastAsia="Times New Roman" w:cs="Times New Roman"/>
-                <w:color w:val="000000"/>
-                <w:sz w:val="24"/>
-              </w:rPr>
-              <w:t xml:space="preserve">3</w:t>
-            </w:r>
-          </w:p>
-        </w:tc>
-        <w:tc>
-          <w:tcPr/>
-          <w:p>
-            <w:pPr>
-              <w:pStyle w:val="Compact"/>
-              <w:spacing w:line="240" w:lineRule="auto" w:before="0" w:after="0"/>
-              <w:ind w:firstLine="0" w:left="0"/>
-              <w:jc w:val="center"/>
-            </w:pPr>
-            <w:r>
-              <w:rPr>
-                <w:rFonts w:ascii="Times New Roman" w:hAnsi="Times New Roman" w:eastAsia="Times New Roman" w:cs="Times New Roman"/>
-                <w:color w:val="000000"/>
-                <w:sz w:val="24"/>
-              </w:rPr>
-              <w:t xml:space="preserve">27,1</w:t>
-            </w:r>
-          </w:p>
-        </w:tc>
-        <w:tc>
-          <w:tcPr/>
-          <w:p>
-            <w:pPr>
-              <w:pStyle w:val="Compact"/>
-              <w:spacing w:line="240" w:lineRule="auto" w:before="0" w:after="0"/>
-              <w:ind w:firstLine="0" w:left="0"/>
-              <w:jc w:val="center"/>
-            </w:pPr>
-            <w:r>
-              <w:rPr>
-                <w:rFonts w:ascii="Times New Roman" w:hAnsi="Times New Roman" w:eastAsia="Times New Roman" w:cs="Times New Roman"/>
-                <w:color w:val="000000"/>
-                <w:sz w:val="24"/>
-              </w:rPr>
-              <w:t xml:space="preserve">122,1</w:t>
-            </w:r>
-          </w:p>
-        </w:tc>
-        <w:tc>
-          <w:tcPr/>
-          <w:p>
-            <w:pPr>
-              <w:pStyle w:val="Compact"/>
-              <w:spacing w:line="240" w:lineRule="auto" w:before="0" w:after="0"/>
-              <w:ind w:firstLine="0" w:left="0"/>
-              <w:jc w:val="center"/>
-            </w:pPr>
-            <w:r>
-              <w:rPr>
-                <w:rFonts w:ascii="Times New Roman" w:hAnsi="Times New Roman" w:eastAsia="Times New Roman" w:cs="Times New Roman"/>
-                <w:color w:val="000000"/>
-                <w:sz w:val="24"/>
-              </w:rPr>
-              <w:t xml:space="preserve">81</w:t>
-            </w:r>
-          </w:p>
-        </w:tc>
-        <w:tc>
-          <w:tcPr/>
-          <w:p>
-            <w:pPr>
-              <w:pStyle w:val="Compact"/>
-              <w:spacing w:line="240" w:lineRule="auto" w:before="0" w:after="0"/>
-              <w:ind w:firstLine="0" w:left="0"/>
-              <w:jc w:val="center"/>
-            </w:pPr>
-            <w:r>
-              <w:rPr>
-                <w:rFonts w:ascii="Times New Roman" w:hAnsi="Times New Roman" w:eastAsia="Times New Roman" w:cs="Times New Roman"/>
-                <w:color w:val="000000"/>
-                <w:sz w:val="24"/>
-              </w:rPr>
-              <w:t xml:space="preserve">366</w:t>
-            </w:r>
-          </w:p>
-        </w:tc>
-      </w:tr>
-      <w:tr>
-        <w:tc>
-          <w:tcPr/>
-          <w:p>
-            <w:pPr>
-              <w:pStyle w:val="Compact"/>
-              <w:spacing w:line="240" w:lineRule="auto" w:before="0" w:after="0"/>
-              <w:ind w:firstLine="0" w:left="0"/>
-              <w:jc w:val="center"/>
-            </w:pPr>
-            <w:r>
-              <w:rPr>
-                <w:rFonts w:ascii="Times New Roman" w:hAnsi="Times New Roman" w:eastAsia="Times New Roman" w:cs="Times New Roman"/>
-                <w:color w:val="000000"/>
-                <w:sz w:val="24"/>
-              </w:rPr>
-              <w:t xml:space="preserve">4</w:t>
-            </w:r>
-          </w:p>
-        </w:tc>
-        <w:tc>
-          <w:tcPr/>
-          <w:p>
-            <w:pPr>
-              <w:pStyle w:val="Compact"/>
-              <w:spacing w:line="240" w:lineRule="auto" w:before="0" w:after="0"/>
-              <w:ind w:firstLine="0" w:left="0"/>
-              <w:jc w:val="center"/>
-            </w:pPr>
-            <w:r>
-              <w:rPr>
-                <w:rFonts w:ascii="Times New Roman" w:hAnsi="Times New Roman" w:eastAsia="Times New Roman" w:cs="Times New Roman"/>
-                <w:color w:val="000000"/>
-                <w:sz w:val="24"/>
-              </w:rPr>
-              <w:t xml:space="preserve">24,9</w:t>
-            </w:r>
-          </w:p>
-        </w:tc>
-        <w:tc>
-          <w:tcPr/>
-          <w:p>
-            <w:pPr>
-              <w:pStyle w:val="Compact"/>
-              <w:spacing w:line="240" w:lineRule="auto" w:before="0" w:after="0"/>
-              <w:ind w:firstLine="0" w:left="0"/>
-              <w:jc w:val="center"/>
-            </w:pPr>
-            <w:r>
-              <w:rPr>
-                <w:rFonts w:ascii="Times New Roman" w:hAnsi="Times New Roman" w:eastAsia="Times New Roman" w:cs="Times New Roman"/>
-                <w:color w:val="000000"/>
-                <w:sz w:val="24"/>
-              </w:rPr>
-              <w:t xml:space="preserve">108,0</w:t>
-            </w:r>
-          </w:p>
-        </w:tc>
-        <w:tc>
-          <w:tcPr/>
-          <w:p>
-            <w:pPr>
-              <w:pStyle w:val="Compact"/>
-              <w:spacing w:line="240" w:lineRule="auto" w:before="0" w:after="0"/>
-              <w:ind w:firstLine="0" w:left="0"/>
-              <w:jc w:val="center"/>
-            </w:pPr>
-            <w:r>
-              <w:rPr>
-                <w:rFonts w:ascii="Times New Roman" w:hAnsi="Times New Roman" w:eastAsia="Times New Roman" w:cs="Times New Roman"/>
-                <w:color w:val="000000"/>
-                <w:sz w:val="24"/>
-              </w:rPr>
-              <w:t xml:space="preserve">99</w:t>
-            </w:r>
-          </w:p>
-        </w:tc>
-        <w:tc>
-          <w:tcPr/>
-          <w:p>
-            <w:pPr>
-              <w:pStyle w:val="Compact"/>
-              <w:spacing w:line="240" w:lineRule="auto" w:before="0" w:after="0"/>
-              <w:ind w:firstLine="0" w:left="0"/>
-              <w:jc w:val="center"/>
-            </w:pPr>
-            <w:r>
-              <w:rPr>
-                <w:rFonts w:ascii="Times New Roman" w:hAnsi="Times New Roman" w:eastAsia="Times New Roman" w:cs="Times New Roman"/>
-                <w:color w:val="000000"/>
-                <w:sz w:val="24"/>
-              </w:rPr>
-              <w:t xml:space="preserve">432</w:t>
-            </w:r>
-          </w:p>
-        </w:tc>
-      </w:tr>
-      <w:tr>
-        <w:tc>
-          <w:tcPr/>
-          <w:p>
-            <w:pPr>
-              <w:pStyle w:val="Compact"/>
-              <w:spacing w:line="240" w:lineRule="auto" w:before="0" w:after="0"/>
-              <w:ind w:firstLine="0" w:left="0"/>
-              <w:jc w:val="center"/>
-            </w:pPr>
-            <w:r>
-              <w:rPr>
-                <w:rFonts w:ascii="Times New Roman" w:hAnsi="Times New Roman" w:eastAsia="Times New Roman" w:cs="Times New Roman"/>
-                <w:color w:val="000000"/>
-                <w:sz w:val="24"/>
-              </w:rPr>
-              <w:t xml:space="preserve">5</w:t>
-            </w:r>
-          </w:p>
-        </w:tc>
-        <w:tc>
-          <w:tcPr/>
-          <w:p>
-            <w:pPr>
-              <w:pStyle w:val="Compact"/>
-              <w:spacing w:line="240" w:lineRule="auto" w:before="0" w:after="0"/>
-              <w:ind w:firstLine="0" w:left="0"/>
-              <w:jc w:val="center"/>
-            </w:pPr>
-            <w:r>
-              <w:rPr>
-                <w:rFonts w:ascii="Times New Roman" w:hAnsi="Times New Roman" w:eastAsia="Times New Roman" w:cs="Times New Roman"/>
-                <w:color w:val="000000"/>
-                <w:sz w:val="24"/>
-              </w:rPr>
-              <w:t xml:space="preserve">22,6</w:t>
-            </w:r>
-          </w:p>
-        </w:tc>
-        <w:tc>
-          <w:tcPr/>
-          <w:p>
-            <w:pPr>
-              <w:pStyle w:val="Compact"/>
-              <w:spacing w:line="240" w:lineRule="auto" w:before="0" w:after="0"/>
-              <w:ind w:firstLine="0" w:left="0"/>
-              <w:jc w:val="center"/>
-            </w:pPr>
-            <w:r>
-              <w:rPr>
-                <w:rFonts w:ascii="Times New Roman" w:hAnsi="Times New Roman" w:eastAsia="Times New Roman" w:cs="Times New Roman"/>
-                <w:color w:val="000000"/>
-                <w:sz w:val="24"/>
-              </w:rPr>
-              <w:t xml:space="preserve">94,0</w:t>
-            </w:r>
-          </w:p>
-        </w:tc>
-        <w:tc>
-          <w:tcPr/>
-          <w:p>
-            <w:pPr>
-              <w:pStyle w:val="Compact"/>
-              <w:spacing w:line="240" w:lineRule="auto" w:before="0" w:after="0"/>
-              <w:ind w:firstLine="0" w:left="0"/>
-              <w:jc w:val="center"/>
-            </w:pPr>
-            <w:r>
-              <w:rPr>
-                <w:rFonts w:ascii="Times New Roman" w:hAnsi="Times New Roman" w:eastAsia="Times New Roman" w:cs="Times New Roman"/>
-                <w:color w:val="000000"/>
-                <w:sz w:val="24"/>
-              </w:rPr>
-              <w:t xml:space="preserve">113</w:t>
-            </w:r>
-          </w:p>
-        </w:tc>
-        <w:tc>
-          <w:tcPr/>
-          <w:p>
-            <w:pPr>
-              <w:pStyle w:val="Compact"/>
-              <w:spacing w:line="240" w:lineRule="auto" w:before="0" w:after="0"/>
-              <w:ind w:firstLine="0" w:left="0"/>
-              <w:jc w:val="center"/>
-            </w:pPr>
-            <w:r>
-              <w:rPr>
-                <w:rFonts w:ascii="Times New Roman" w:hAnsi="Times New Roman" w:eastAsia="Times New Roman" w:cs="Times New Roman"/>
-                <w:color w:val="000000"/>
-                <w:sz w:val="24"/>
-              </w:rPr>
-              <w:t xml:space="preserve">470</w:t>
-            </w:r>
-          </w:p>
-        </w:tc>
-      </w:tr>
-      <w:tr>
-        <w:tc>
-          <w:tcPr/>
-          <w:p>
-            <w:pPr>
-              <w:pStyle w:val="Compact"/>
-              <w:spacing w:line="240" w:lineRule="auto" w:before="0" w:after="0"/>
-              <w:ind w:firstLine="0" w:left="0"/>
-              <w:jc w:val="center"/>
-            </w:pPr>
-            <w:r>
-              <w:rPr>
-                <w:rFonts w:ascii="Times New Roman" w:hAnsi="Times New Roman" w:eastAsia="Times New Roman" w:cs="Times New Roman"/>
-                <w:color w:val="000000"/>
-                <w:sz w:val="24"/>
-              </w:rPr>
-              <w:t xml:space="preserve">6</w:t>
-            </w:r>
-          </w:p>
-        </w:tc>
-        <w:tc>
-          <w:tcPr/>
-          <w:p>
-            <w:pPr>
-              <w:pStyle w:val="Compact"/>
-              <w:spacing w:line="240" w:lineRule="auto" w:before="0" w:after="0"/>
-              <w:ind w:firstLine="0" w:left="0"/>
-              <w:jc w:val="center"/>
-            </w:pPr>
-            <w:r>
-              <w:rPr>
-                <w:rFonts w:ascii="Times New Roman" w:hAnsi="Times New Roman" w:eastAsia="Times New Roman" w:cs="Times New Roman"/>
-                <w:color w:val="000000"/>
-                <w:sz w:val="24"/>
-              </w:rPr>
-              <w:t xml:space="preserve">20,3</w:t>
-            </w:r>
-          </w:p>
-        </w:tc>
-        <w:tc>
-          <w:tcPr/>
-          <w:p>
-            <w:pPr>
-              <w:pStyle w:val="Compact"/>
-              <w:spacing w:line="240" w:lineRule="auto" w:before="0" w:after="0"/>
-              <w:ind w:firstLine="0" w:left="0"/>
-              <w:jc w:val="center"/>
-            </w:pPr>
-            <w:r>
-              <w:rPr>
-                <w:rFonts w:ascii="Times New Roman" w:hAnsi="Times New Roman" w:eastAsia="Times New Roman" w:cs="Times New Roman"/>
-                <w:color w:val="000000"/>
-                <w:sz w:val="24"/>
-              </w:rPr>
-              <w:t xml:space="preserve">80,0</w:t>
-            </w:r>
-          </w:p>
-        </w:tc>
-        <w:tc>
-          <w:tcPr/>
-          <w:p>
-            <w:pPr>
-              <w:pStyle w:val="Compact"/>
-              <w:spacing w:line="240" w:lineRule="auto" w:before="0" w:after="0"/>
-              <w:ind w:firstLine="0" w:left="0"/>
-              <w:jc w:val="center"/>
-            </w:pPr>
-            <w:r>
-              <w:rPr>
-                <w:rFonts w:ascii="Times New Roman" w:hAnsi="Times New Roman" w:eastAsia="Times New Roman" w:cs="Times New Roman"/>
-                <w:color w:val="000000"/>
-                <w:sz w:val="24"/>
-              </w:rPr>
-              <w:t xml:space="preserve">122</w:t>
-            </w:r>
-          </w:p>
-        </w:tc>
-        <w:tc>
-          <w:tcPr/>
-          <w:p>
-            <w:pPr>
-              <w:pStyle w:val="Compact"/>
-              <w:spacing w:line="240" w:lineRule="auto" w:before="0" w:after="0"/>
-              <w:ind w:firstLine="0" w:left="0"/>
-              <w:jc w:val="center"/>
-            </w:pPr>
-            <w:r>
-              <w:rPr>
-                <w:rFonts w:ascii="Times New Roman" w:hAnsi="Times New Roman" w:eastAsia="Times New Roman" w:cs="Times New Roman"/>
-                <w:color w:val="000000"/>
-                <w:sz w:val="24"/>
-              </w:rPr>
-              <w:t xml:space="preserve">480</w:t>
-            </w:r>
-          </w:p>
-        </w:tc>
-      </w:tr>
-    </w:tbl>
-    <w:p>
-      <w:pPr>
-        <w:pStyle w:val="BodyText"/>
-        <w:spacing w:line="360" w:lineRule="auto" w:before="160" w:after="0"/>
-        <w:ind w:firstLine="709" w:left="0"/>
-        <w:jc w:val="both"/>
-      </w:pPr>
-      <w:r>
-        <w:rPr>
-          <w:rFonts w:ascii="Times New Roman" w:hAnsi="Times New Roman" w:eastAsia="Times New Roman" w:cs="Times New Roman"/>
-          <w:color w:val="000000"/>
-          <w:sz w:val="28"/>
-        </w:rPr>
-        <w:t xml:space="preserve">Значения для</w:t>
-      </w:r>
-      <w:r>
-        <w:rPr>
-          <w:rFonts w:ascii="Times New Roman" w:hAnsi="Times New Roman" w:eastAsia="Times New Roman" w:cs="Times New Roman"/>
-          <w:color w:val="000000"/>
-          <w:sz w:val="28"/>
-        </w:rPr>
-        <w:t xml:space="preserve"> </w:t>
-      </w:r>
-      <m:oMath>
-        <m:r>
-          <m:t>t</m:t>
-        </m:r>
-        <m:r>
-          <m:rPr>
-            <m:sty m:val="p"/>
-          </m:rPr>
-          <m:t>=</m:t>
-        </m:r>
-        <m:r>
-          <m:t>6</m:t>
-        </m:r>
-      </m:oMath>
-      <w:r>
-        <w:rPr>
-          <w:rFonts w:ascii="Times New Roman" w:hAnsi="Times New Roman" w:eastAsia="Times New Roman" w:cs="Times New Roman"/>
-          <w:color w:val="000000"/>
-          <w:sz w:val="28"/>
-        </w:rPr>
-        <w:t xml:space="preserve"> </w:t>
-      </w:r>
-      <w:r>
-        <w:rPr>
-          <w:rFonts w:ascii="Times New Roman" w:hAnsi="Times New Roman" w:eastAsia="Times New Roman" w:cs="Times New Roman"/>
-          <w:color w:val="000000"/>
-          <w:sz w:val="28"/>
-        </w:rPr>
-        <w:t xml:space="preserve">ч получены небольшой экстраполяцией за пределы опытных данных (</w:t>
-      </w:r>
-      <m:oMath>
-        <m:sSub>
-          <m:e>
-            <m:r>
-              <m:t>t</m:t>
-            </m:r>
-          </m:e>
-          <m:sub>
-            <m:r>
-              <m:t>m</m:t>
-            </m:r>
-            <m:r>
-              <m:t>a</m:t>
-            </m:r>
-            <m:r>
-              <m:t>x</m:t>
-            </m:r>
-          </m:sub>
-        </m:sSub>
-        <m:r>
-          <m:rPr>
-            <m:sty m:val="p"/>
-          </m:rPr>
-          <m:t>=</m:t>
-        </m:r>
-        <m:r>
-          <m:t>5</m:t>
-        </m:r>
-        <m:r>
-          <m:rPr>
-            <m:sty m:val="p"/>
-          </m:rPr>
-          <m:t>,</m:t>
-        </m:r>
-        <m:r>
-          <m:t>539</m:t>
-        </m:r>
-      </m:oMath>
-      <w:r>
-        <w:rPr>
-          <w:rFonts w:ascii="Times New Roman" w:hAnsi="Times New Roman" w:eastAsia="Times New Roman" w:cs="Times New Roman"/>
-          <w:color w:val="000000"/>
-          <w:sz w:val="28"/>
-        </w:rPr>
-        <w:t xml:space="preserve"> </w:t>
-      </w:r>
-      <w:r>
-        <w:rPr>
-          <w:rFonts w:ascii="Times New Roman" w:hAnsi="Times New Roman" w:eastAsia="Times New Roman" w:cs="Times New Roman"/>
-          <w:color w:val="000000"/>
-          <w:sz w:val="28"/>
-        </w:rPr>
-        <w:t xml:space="preserve">ч), поэтому их следует считать ориентировочными.</w:t>
-      </w:r>
-    </w:p>
     <w:bookmarkEnd w:id="36"/>
-    <w:bookmarkStart w:id="37" w:name="X8a0a15ce8d7069c7d45c6fe2d8ae48153d77ea4"/>
+    <w:bookmarkStart w:id="37" w:name="X2a1395affa110236f94505abeca5e188b2a68fe"/>
     <w:p>
       <w:pPr>
         <w:keepNext/>
@@ -13386,7 +11875,7 @@
           <w:color w:val="000000"/>
           <w:sz w:val="28"/>
         </w:rPr>
-        <w:t xml:space="preserve">4. Влияние сокращения времени работы машины на трудоёмкость (п. 3.5 задания)</w:t>
+        <w:t xml:space="preserve">4. Влияние сокращения времени работы на трудоёмкость (п. 3.5)</w:t>
       </w:r>
     </w:p>
     <w:p>
@@ -13402,23 +11891,65 @@
           <w:color w:val="000000"/>
           <w:sz w:val="28"/>
         </w:rPr>
-        <w:t xml:space="preserve">Сокращение времени непрерывной работы АПСМ увеличивает трудоёмкость обработки писем как на самой машине, так и на последующих этапах. Согласно полученным уравнениям, при уменьшении времени работы с 5 до 2 ч интенсивность выгрузок из накопителей малой ёмкости возрастает с 94,0 до 136,1 выгрузок в час (на 45 %), а из накопителей большой ёмкости – с 22,6 до 29,4 выгрузок в час (на 30 %).</w:t>
-      </w:r>
-    </w:p>
-    <w:p>
-      <w:pPr>
-        <w:pStyle w:val="BodyText"/>
-        <w:spacing w:line="360" w:lineRule="auto" w:before="0" w:after="0"/>
-        <w:ind w:firstLine="709" w:left="0"/>
-        <w:jc w:val="both"/>
-      </w:pPr>
+        <w:t xml:space="preserve">Сокращение времени непрерывной работы АПСМ увеличивает трудоёмкость обработки. По окончании работы очищаются все накопители, в том числе заполненные частично, поэтому при короткой работе на час приходится больше выгрузок неполных пачек (для малых накопителей при</w:t>
+      </w:r>
       <w:r>
         <w:rPr>
           <w:rFonts w:ascii="Times New Roman" w:hAnsi="Times New Roman" w:eastAsia="Times New Roman" w:cs="Times New Roman"/>
           <w:color w:val="000000"/>
           <w:sz w:val="28"/>
         </w:rPr>
-        <w:t xml:space="preserve">Причина в том, что по окончании работы машины производится очистка всех накопителей, в том числе заполненных лишь частично. Количество таких «завершающих» выгрузок почти не зависит от продолжительности работы, поэтому чем короче смена машины, тем большая их доля приходится на каждый час работы. В результате каждая выгрузка содержит в среднем меньше писем, а затраты на одну выгрузку (снятие пачки, перевязка или укладка в лоток, маркировка, перемещение) остаются прежними. На последующих этапах увеличивается число мелких пачек и лотков, которые нужно транспортировать, учитывать и обрабатывать, поэтому трудоёмкость в расчёте на одно письмо растёт.</w:t>
+        <w:t xml:space="preserve"> </w:t>
+      </w:r>
+      <m:oMath>
+        <m:r>
+          <m:t>t</m:t>
+        </m:r>
+      </m:oMath>
+      <w:r>
+        <w:rPr>
+          <w:rFonts w:ascii="Times New Roman" w:hAnsi="Times New Roman" w:eastAsia="Times New Roman" w:cs="Times New Roman"/>
+          <w:color w:val="000000"/>
+          <w:sz w:val="28"/>
+        </w:rPr>
+        <w:t xml:space="preserve"> </w:t>
+      </w:r>
+      <w:r>
+        <w:rPr>
+          <w:rFonts w:ascii="Times New Roman" w:hAnsi="Times New Roman" w:eastAsia="Times New Roman" w:cs="Times New Roman"/>
+          <w:color w:val="000000"/>
+          <w:sz w:val="28"/>
+        </w:rPr>
+        <w:t xml:space="preserve">= 2 ч – 136 выгрузок/ч, при</w:t>
+      </w:r>
+      <w:r>
+        <w:rPr>
+          <w:rFonts w:ascii="Times New Roman" w:hAnsi="Times New Roman" w:eastAsia="Times New Roman" w:cs="Times New Roman"/>
+          <w:color w:val="000000"/>
+          <w:sz w:val="28"/>
+        </w:rPr>
+        <w:t xml:space="preserve"> </w:t>
+      </w:r>
+      <m:oMath>
+        <m:r>
+          <m:t>t</m:t>
+        </m:r>
+      </m:oMath>
+      <w:r>
+        <w:rPr>
+          <w:rFonts w:ascii="Times New Roman" w:hAnsi="Times New Roman" w:eastAsia="Times New Roman" w:cs="Times New Roman"/>
+          <w:color w:val="000000"/>
+          <w:sz w:val="28"/>
+        </w:rPr>
+        <w:t xml:space="preserve"> </w:t>
+      </w:r>
+      <w:r>
+        <w:rPr>
+          <w:rFonts w:ascii="Times New Roman" w:hAnsi="Times New Roman" w:eastAsia="Times New Roman" w:cs="Times New Roman"/>
+          <w:color w:val="000000"/>
+          <w:sz w:val="28"/>
+        </w:rPr>
+        <w:t xml:space="preserve">= 5 ч – 94). Растёт число операций с пачками и лотками на машине и на последующих этапах обработки в расчёте на одно письмо.</w:t>
       </w:r>
     </w:p>
     <w:bookmarkEnd w:id="37"/>
@@ -13447,6 +11978,7 @@
           <w:ilvl w:val="0"/>
           <w:numId w:val="1002"/>
         </w:numPr>
+        <w:pStyle w:val="Compact"/>
         <w:spacing w:line="360" w:lineRule="auto" w:before="0" w:after="0"/>
         <w:ind w:left="0" w:firstLine="0"/>
         <w:jc w:val="both"/>
@@ -13457,47 +11989,49 @@
           <w:color w:val="000000"/>
           <w:sz w:val="28"/>
         </w:rPr>
-        <w:t xml:space="preserve">По п. 1.2 цели работы. Корреляционный анализ показал, что связь между временем непрерывной работы МАП-1 и интенсивностью выгрузок писем из накопителей существует для обеих групп накопителей:</w:t>
-      </w:r>
+        <w:t xml:space="preserve">Между временем непрерывной работы МАП-1 и интенсивностью выгрузок писем существует отрицательная связь: для накопителей малой ёмкости сильная (</w:t>
+      </w:r>
+      <m:oMath>
+        <m:r>
+          <m:t>r</m:t>
+        </m:r>
+        <m:r>
+          <m:rPr>
+            <m:sty m:val="p"/>
+          </m:rPr>
+          <m:t>=</m:t>
+        </m:r>
+        <m:r>
+          <m:rPr>
+            <m:sty m:val="p"/>
+          </m:rPr>
+          <m:t>−</m:t>
+        </m:r>
+        <m:r>
+          <m:t>0</m:t>
+        </m:r>
+        <m:r>
+          <m:rPr>
+            <m:sty m:val="p"/>
+          </m:rPr>
+          <m:t>,</m:t>
+        </m:r>
+        <m:r>
+          <m:t>948</m:t>
+        </m:r>
+      </m:oMath>
       <w:r>
         <w:rPr>
           <w:rFonts w:ascii="Times New Roman" w:hAnsi="Times New Roman" w:eastAsia="Times New Roman" w:cs="Times New Roman"/>
           <w:color w:val="000000"/>
           <w:sz w:val="28"/>
         </w:rPr>
-        <w:t xml:space="preserve"> </w:t>
+        <w:t xml:space="preserve">), для большой – слабая (</w:t>
       </w:r>
       <m:oMath>
-        <m:sSub>
-          <m:e>
-            <m:r>
-              <m:t>r</m:t>
-            </m:r>
-          </m:e>
-          <m:sub>
-            <m:r>
-              <m:t>t</m:t>
-            </m:r>
-            <m:r>
-              <m:rPr>
-                <m:sty m:val="p"/>
-              </m:rPr>
-              <m:t>,</m:t>
-            </m:r>
-            <m:sSub>
-              <m:e>
-                <m:r>
-                  <m:t>λ</m:t>
-                </m:r>
-              </m:e>
-              <m:sub>
-                <m:r>
-                  <m:t>б</m:t>
-                </m:r>
-              </m:sub>
-            </m:sSub>
-          </m:sub>
-        </m:sSub>
+        <m:r>
+          <m:t>r</m:t>
+        </m:r>
         <m:r>
           <m:rPr>
             <m:sty m:val="p"/>
@@ -13529,152 +12063,7 @@
           <w:color w:val="000000"/>
           <w:sz w:val="28"/>
         </w:rPr>
-        <w:t xml:space="preserve"> </w:t>
-      </w:r>
-      <w:r>
-        <w:rPr>
-          <w:rFonts w:ascii="Times New Roman" w:hAnsi="Times New Roman" w:eastAsia="Times New Roman" w:cs="Times New Roman"/>
-          <w:color w:val="000000"/>
-          <w:sz w:val="28"/>
-        </w:rPr>
-        <w:t xml:space="preserve">и</w:t>
-      </w:r>
-      <w:r>
-        <w:rPr>
-          <w:rFonts w:ascii="Times New Roman" w:hAnsi="Times New Roman" w:eastAsia="Times New Roman" w:cs="Times New Roman"/>
-          <w:color w:val="000000"/>
-          <w:sz w:val="28"/>
-        </w:rPr>
-        <w:t xml:space="preserve"> </w:t>
-      </w:r>
-      <m:oMath>
-        <m:sSub>
-          <m:e>
-            <m:r>
-              <m:t>r</m:t>
-            </m:r>
-          </m:e>
-          <m:sub>
-            <m:r>
-              <m:t>t</m:t>
-            </m:r>
-            <m:r>
-              <m:rPr>
-                <m:sty m:val="p"/>
-              </m:rPr>
-              <m:t>,</m:t>
-            </m:r>
-            <m:sSub>
-              <m:e>
-                <m:r>
-                  <m:t>λ</m:t>
-                </m:r>
-              </m:e>
-              <m:sub>
-                <m:r>
-                  <m:t>м</m:t>
-                </m:r>
-              </m:sub>
-            </m:sSub>
-          </m:sub>
-        </m:sSub>
-        <m:r>
-          <m:rPr>
-            <m:sty m:val="p"/>
-          </m:rPr>
-          <m:t>=</m:t>
-        </m:r>
-        <m:r>
-          <m:rPr>
-            <m:sty m:val="p"/>
-          </m:rPr>
-          <m:t>−</m:t>
-        </m:r>
-        <m:r>
-          <m:t>0</m:t>
-        </m:r>
-        <m:r>
-          <m:rPr>
-            <m:sty m:val="p"/>
-          </m:rPr>
-          <m:t>,</m:t>
-        </m:r>
-        <m:r>
-          <m:t>948</m:t>
-        </m:r>
-      </m:oMath>
-      <w:r>
-        <w:rPr>
-          <w:rFonts w:ascii="Times New Roman" w:hAnsi="Times New Roman" w:eastAsia="Times New Roman" w:cs="Times New Roman"/>
-          <w:color w:val="000000"/>
-          <w:sz w:val="28"/>
-        </w:rPr>
-        <w:t xml:space="preserve"> </w:t>
-      </w:r>
-      <w:r>
-        <w:rPr>
-          <w:rFonts w:ascii="Times New Roman" w:hAnsi="Times New Roman" w:eastAsia="Times New Roman" w:cs="Times New Roman"/>
-          <w:color w:val="000000"/>
-          <w:sz w:val="28"/>
-        </w:rPr>
-        <w:t xml:space="preserve">при</w:t>
-      </w:r>
-      <w:r>
-        <w:rPr>
-          <w:rFonts w:ascii="Times New Roman" w:hAnsi="Times New Roman" w:eastAsia="Times New Roman" w:cs="Times New Roman"/>
-          <w:color w:val="000000"/>
-          <w:sz w:val="28"/>
-        </w:rPr>
-        <w:t xml:space="preserve"> </w:t>
-      </w:r>
-      <m:oMath>
-        <m:sSub>
-          <m:e>
-            <m:r>
-              <m:t>r</m:t>
-            </m:r>
-          </m:e>
-          <m:sub>
-            <m:r>
-              <m:t>т</m:t>
-            </m:r>
-            <m:r>
-              <m:t>а</m:t>
-            </m:r>
-            <m:r>
-              <m:t>б</m:t>
-            </m:r>
-            <m:r>
-              <m:t>л</m:t>
-            </m:r>
-          </m:sub>
-        </m:sSub>
-        <m:r>
-          <m:rPr>
-            <m:sty m:val="p"/>
-          </m:rPr>
-          <m:t>=</m:t>
-        </m:r>
-        <m:r>
-          <m:t>0</m:t>
-        </m:r>
-        <m:r>
-          <m:rPr>
-            <m:sty m:val="p"/>
-          </m:rPr>
-          <m:t>,</m:t>
-        </m:r>
-        <m:r>
-          <m:t>476</m:t>
-        </m:r>
-      </m:oMath>
-      <w:r>
-        <w:rPr>
-          <w:rFonts w:ascii="Times New Roman" w:hAnsi="Times New Roman" w:eastAsia="Times New Roman" w:cs="Times New Roman"/>
-          <w:color w:val="000000"/>
-          <w:sz w:val="28"/>
-        </w:rPr>
-        <w:t xml:space="preserve">. Связь отрицательная: с увеличением времени работы интенсивность выгрузок уменьшается. Для накопителей малой ёмкости связь сильная, для накопителей большой ёмкости – слабая, находящаяся на границе значимости.</w:t>
+        <w:t xml:space="preserve">).</w:t>
       </w:r>
     </w:p>
     <w:p>
@@ -13683,6 +12072,7 @@
           <w:ilvl w:val="0"/>
           <w:numId w:val="1002"/>
         </w:numPr>
+        <w:pStyle w:val="Compact"/>
         <w:spacing w:line="360" w:lineRule="auto" w:before="0" w:after="0"/>
         <w:ind w:left="0" w:firstLine="0"/>
         <w:jc w:val="both"/>
@@ -13693,7 +12083,7 @@
           <w:color w:val="000000"/>
           <w:sz w:val="28"/>
         </w:rPr>
-        <w:t xml:space="preserve">По п. 1.3 цели работы. Методом наименьших квадратов получены линейные зависимости:</w:t>
+        <w:t xml:space="preserve">Зависимости линейные:</w:t>
       </w:r>
       <w:r>
         <w:rPr>
@@ -13765,15 +12155,7 @@
           <w:color w:val="000000"/>
           <w:sz w:val="28"/>
         </w:rPr>
-        <w:t xml:space="preserve"> </w:t>
-      </w:r>
-      <w:r>
-        <w:rPr>
-          <w:rFonts w:ascii="Times New Roman" w:hAnsi="Times New Roman" w:eastAsia="Times New Roman" w:cs="Times New Roman"/>
-          <w:color w:val="000000"/>
-          <w:sz w:val="28"/>
-        </w:rPr>
-        <w:t xml:space="preserve">и</w:t>
+        <w:t xml:space="preserve">,</w:t>
       </w:r>
       <w:r>
         <w:rPr>
@@ -13845,44 +12227,7 @@
           <w:color w:val="000000"/>
           <w:sz w:val="28"/>
         </w:rPr>
-        <w:t xml:space="preserve"> </w:t>
-      </w:r>
-      <w:r>
-        <w:rPr>
-          <w:rFonts w:ascii="Times New Roman" w:hAnsi="Times New Roman" w:eastAsia="Times New Roman" w:cs="Times New Roman"/>
-          <w:color w:val="000000"/>
-          <w:sz w:val="28"/>
-        </w:rPr>
-        <w:t xml:space="preserve">(в диапазоне</w:t>
-      </w:r>
-      <w:r>
-        <w:rPr>
-          <w:rFonts w:ascii="Times New Roman" w:hAnsi="Times New Roman" w:eastAsia="Times New Roman" w:cs="Times New Roman"/>
-          <w:color w:val="000000"/>
-          <w:sz w:val="28"/>
-        </w:rPr>
-        <w:t xml:space="preserve"> </w:t>
-      </w:r>
-      <m:oMath>
-        <m:r>
-          <m:t>t</m:t>
-        </m:r>
-      </m:oMath>
-      <w:r>
-        <w:rPr>
-          <w:rFonts w:ascii="Times New Roman" w:hAnsi="Times New Roman" w:eastAsia="Times New Roman" w:cs="Times New Roman"/>
-          <w:color w:val="000000"/>
-          <w:sz w:val="28"/>
-        </w:rPr>
-        <w:t xml:space="preserve"> </w:t>
-      </w:r>
-      <w:r>
-        <w:rPr>
-          <w:rFonts w:ascii="Times New Roman" w:hAnsi="Times New Roman" w:eastAsia="Times New Roman" w:cs="Times New Roman"/>
-          <w:color w:val="000000"/>
-          <w:sz w:val="28"/>
-        </w:rPr>
-        <w:t xml:space="preserve">от 1,8 до 5,5 ч). Каждый дополнительный час непрерывной работы снижает интенсивность выгрузок в среднем на 2,3 выгрузки в час для накопителей большой ёмкости и на 14 выгрузок в час для накопителей малой ёмкости. Уравнение для накопителей малой ёмкости хорошо описывает опытные данные, уравнение для накопителей большой ёмкости из-за большого разброса точек следует применять с осторожностью.</w:t>
+        <w:t xml:space="preserve">.</w:t>
       </w:r>
     </w:p>
     <w:p>
@@ -13891,6 +12236,7 @@
           <w:ilvl w:val="0"/>
           <w:numId w:val="1002"/>
         </w:numPr>
+        <w:pStyle w:val="Compact"/>
         <w:spacing w:line="360" w:lineRule="auto" w:before="0" w:after="0"/>
         <w:ind w:left="0" w:firstLine="0"/>
         <w:jc w:val="both"/>
@@ -13901,11 +12247,11 @@
           <w:color w:val="000000"/>
           <w:sz w:val="28"/>
         </w:rPr>
-        <w:t xml:space="preserve">Сокращение времени непрерывной работы машины повышает трудоёмкость обработки писем на АПСМ и на последующих этапах за счёт роста числа выгрузок частично заполненных накопителей.</w:t>
+        <w:t xml:space="preserve">Сокращение времени работы машины повышает трудоёмкость обработки писем.</w:t>
       </w:r>
     </w:p>
     <w:bookmarkEnd w:id="39"/>
-    <w:bookmarkStart w:id="40" w:name="Xbe967663bc50fa28a58ff966fa5c2f641f8c0b4"/>
+    <w:bookmarkStart w:id="40" w:name="рекомендации"/>
     <w:p>
       <w:pPr>
         <w:keepNext/>
@@ -13920,18 +12266,14 @@
           <w:color w:val="000000"/>
           <w:sz w:val="28"/>
         </w:rPr>
-        <w:t xml:space="preserve">Рекомендации по практическому использованию результатов:</w:t>
+        <w:t xml:space="preserve">Рекомендации:</w:t>
       </w:r>
     </w:p>
     <w:p>
       <w:pPr>
-        <w:numPr>
-          <w:ilvl w:val="0"/>
-          <w:numId w:val="1003"/>
-        </w:numPr>
-        <w:pStyle w:val="Compact"/>
+        <w:pStyle w:val="FirstParagraph"/>
         <w:spacing w:line="360" w:lineRule="auto" w:before="0" w:after="0"/>
-        <w:ind w:left="0" w:firstLine="0"/>
+        <w:ind w:firstLine="709" w:left="0"/>
         <w:jc w:val="both"/>
       </w:pPr>
       <w:r>
@@ -13940,185 +12282,7 @@
           <w:color w:val="000000"/>
           <w:sz w:val="28"/>
         </w:rPr>
-        <w:t xml:space="preserve">Полученные уравнения</w:t>
-      </w:r>
-      <w:r>
-        <w:rPr>
-          <w:rFonts w:ascii="Times New Roman" w:hAnsi="Times New Roman" w:eastAsia="Times New Roman" w:cs="Times New Roman"/>
-          <w:color w:val="000000"/>
-          <w:sz w:val="28"/>
-        </w:rPr>
-        <w:t xml:space="preserve"> </w:t>
-      </w:r>
-      <m:oMath>
-        <m:sSub>
-          <m:e>
-            <m:r>
-              <m:t>λ</m:t>
-            </m:r>
-          </m:e>
-          <m:sub>
-            <m:r>
-              <m:t>б</m:t>
-            </m:r>
-          </m:sub>
-        </m:sSub>
-        <m:r>
-          <m:rPr>
-            <m:sty m:val="p"/>
-          </m:rPr>
-          <m:t>=</m:t>
-        </m:r>
-        <m:sSub>
-          <m:e>
-            <m:r>
-              <m:t>f</m:t>
-            </m:r>
-          </m:e>
-          <m:sub>
-            <m:r>
-              <m:t>1</m:t>
-            </m:r>
-          </m:sub>
-        </m:sSub>
-        <m:d>
-          <m:dPr>
-            <m:begChr m:val="("/>
-            <m:endChr m:val=")"/>
-            <m:sepChr m:val=""/>
-            <m:grow/>
-          </m:dPr>
-          <m:e>
-            <m:r>
-              <m:t>t</m:t>
-            </m:r>
-          </m:e>
-        </m:d>
-      </m:oMath>
-      <w:r>
-        <w:rPr>
-          <w:rFonts w:ascii="Times New Roman" w:hAnsi="Times New Roman" w:eastAsia="Times New Roman" w:cs="Times New Roman"/>
-          <w:color w:val="000000"/>
-          <w:sz w:val="28"/>
-        </w:rPr>
-        <w:t xml:space="preserve"> </w:t>
-      </w:r>
-      <w:r>
-        <w:rPr>
-          <w:rFonts w:ascii="Times New Roman" w:hAnsi="Times New Roman" w:eastAsia="Times New Roman" w:cs="Times New Roman"/>
-          <w:color w:val="000000"/>
-          <w:sz w:val="28"/>
-        </w:rPr>
-        <w:t xml:space="preserve">и</w:t>
-      </w:r>
-      <w:r>
-        <w:rPr>
-          <w:rFonts w:ascii="Times New Roman" w:hAnsi="Times New Roman" w:eastAsia="Times New Roman" w:cs="Times New Roman"/>
-          <w:color w:val="000000"/>
-          <w:sz w:val="28"/>
-        </w:rPr>
-        <w:t xml:space="preserve"> </w:t>
-      </w:r>
-      <m:oMath>
-        <m:sSub>
-          <m:e>
-            <m:r>
-              <m:t>λ</m:t>
-            </m:r>
-          </m:e>
-          <m:sub>
-            <m:r>
-              <m:t>м</m:t>
-            </m:r>
-          </m:sub>
-        </m:sSub>
-        <m:r>
-          <m:rPr>
-            <m:sty m:val="p"/>
-          </m:rPr>
-          <m:t>=</m:t>
-        </m:r>
-        <m:sSub>
-          <m:e>
-            <m:r>
-              <m:t>f</m:t>
-            </m:r>
-          </m:e>
-          <m:sub>
-            <m:r>
-              <m:t>2</m:t>
-            </m:r>
-          </m:sub>
-        </m:sSub>
-        <m:d>
-          <m:dPr>
-            <m:begChr m:val="("/>
-            <m:endChr m:val=")"/>
-            <m:sepChr m:val=""/>
-            <m:grow/>
-          </m:dPr>
-          <m:e>
-            <m:r>
-              <m:t>t</m:t>
-            </m:r>
-          </m:e>
-        </m:d>
-      </m:oMath>
-      <w:r>
-        <w:rPr>
-          <w:rFonts w:ascii="Times New Roman" w:hAnsi="Times New Roman" w:eastAsia="Times New Roman" w:cs="Times New Roman"/>
-          <w:color w:val="000000"/>
-          <w:sz w:val="28"/>
-        </w:rPr>
-        <w:t xml:space="preserve"> </w:t>
-      </w:r>
-      <w:r>
-        <w:rPr>
-          <w:rFonts w:ascii="Times New Roman" w:hAnsi="Times New Roman" w:eastAsia="Times New Roman" w:cs="Times New Roman"/>
-          <w:color w:val="000000"/>
-          <w:sz w:val="28"/>
-        </w:rPr>
-        <w:t xml:space="preserve">(и таблицу 4) можно использовать при моделировании и расчёте производственного процесса обработки письменной корреспонденции: для оценки числа выгрузок, численности операторов, обслуживающих накопители, и потребности в таре (лотках) при заданной продолжительности работы машины.</w:t>
-      </w:r>
-    </w:p>
-    <w:p>
-      <w:pPr>
-        <w:numPr>
-          <w:ilvl w:val="0"/>
-          <w:numId w:val="1003"/>
-        </w:numPr>
-        <w:pStyle w:val="Compact"/>
-        <w:spacing w:line="360" w:lineRule="auto" w:before="0" w:after="0"/>
-        <w:ind w:left="0" w:firstLine="0"/>
-        <w:jc w:val="both"/>
-      </w:pPr>
-      <w:r>
-        <w:rPr>
-          <w:rFonts w:ascii="Times New Roman" w:hAnsi="Times New Roman" w:eastAsia="Times New Roman" w:cs="Times New Roman"/>
-          <w:color w:val="000000"/>
-          <w:sz w:val="28"/>
-        </w:rPr>
-        <w:t xml:space="preserve">При составлении графика работы АПСМ целесообразно планировать возможно более длительные периоды непрерывной работы и избегать коротких включений машины, так как это снижает трудоёмкость обработки в расчёте на одно письмо.</w:t>
-      </w:r>
-    </w:p>
-    <w:p>
-      <w:pPr>
-        <w:numPr>
-          <w:ilvl w:val="0"/>
-          <w:numId w:val="1003"/>
-        </w:numPr>
-        <w:pStyle w:val="Compact"/>
-        <w:spacing w:line="360" w:lineRule="auto" w:before="0" w:after="0"/>
-        <w:ind w:left="0" w:firstLine="0"/>
-        <w:jc w:val="both"/>
-      </w:pPr>
-      <w:r>
-        <w:rPr>
-          <w:rFonts w:ascii="Times New Roman" w:hAnsi="Times New Roman" w:eastAsia="Times New Roman" w:cs="Times New Roman"/>
-          <w:color w:val="000000"/>
-          <w:sz w:val="28"/>
-        </w:rPr>
-        <w:t xml:space="preserve">Для повышения точности зависимости для накопителей большой ёмкости рекомендуется увеличить объём выборки или учесть дополнительные факторы (например, состав потока по направлениям сортировки), влияющие на заполнение накопителей.</w:t>
+        <w:t xml:space="preserve">Использовать полученные уравнения для расчёта числа выгрузок, численности операторов и потребности в лотках; планировать возможно более длительную непрерывную работу АПСМ.</w:t>
       </w:r>
     </w:p>
     <w:bookmarkEnd w:id="40"/>
@@ -21548,36 +19712,6 @@
     </w:lvlOverride>
   </w:num>
   <w:num w:numId="1002">
-    <w:abstractNumId w:val="99411"/>
-    <w:lvlOverride w:ilvl="0">
-      <w:startOverride w:val="1"/>
-    </w:lvlOverride>
-    <w:lvlOverride w:ilvl="1">
-      <w:startOverride w:val="1"/>
-    </w:lvlOverride>
-    <w:lvlOverride w:ilvl="2">
-      <w:startOverride w:val="1"/>
-    </w:lvlOverride>
-    <w:lvlOverride w:ilvl="3">
-      <w:startOverride w:val="1"/>
-    </w:lvlOverride>
-    <w:lvlOverride w:ilvl="4">
-      <w:startOverride w:val="1"/>
-    </w:lvlOverride>
-    <w:lvlOverride w:ilvl="5">
-      <w:startOverride w:val="1"/>
-    </w:lvlOverride>
-    <w:lvlOverride w:ilvl="6">
-      <w:startOverride w:val="1"/>
-    </w:lvlOverride>
-    <w:lvlOverride w:ilvl="7">
-      <w:startOverride w:val="1"/>
-    </w:lvlOverride>
-    <w:lvlOverride w:ilvl="8">
-      <w:startOverride w:val="1"/>
-    </w:lvlOverride>
-  </w:num>
-  <w:num w:numId="1003">
     <w:abstractNumId w:val="99411"/>
     <w:lvlOverride w:ilvl="0">
       <w:startOverride w:val="1"/>
